--- a/Documentation/AI Prompts/Vibe Coding - MainLayout Page.docx
+++ b/Documentation/AI Prompts/Vibe Coding - MainLayout Page.docx
@@ -4863,6 +4863,5885 @@
       </w:pPr>
       <w:r>
         <w:t>}</w:t>
+      </w:r>
+    </w:p>
+    <w:p>
+      <w:pPr>
+        <w:spacing w:after="0"/>
+      </w:pPr>
+    </w:p>
+    <w:p>
+      <w:pPr>
+        <w:spacing w:after="0"/>
+        <w:rPr>
+          <w:b/>
+          <w:bCs/>
+          <w:color w:val="EE0000"/>
+          <w:u w:val="single"/>
+        </w:rPr>
+      </w:pPr>
+      <w:r>
+        <w:rPr>
+          <w:b/>
+          <w:bCs/>
+          <w:color w:val="EE0000"/>
+          <w:u w:val="single"/>
+        </w:rPr>
+        <w:t>Prompt #2:</w:t>
+      </w:r>
+    </w:p>
+    <w:p>
+      <w:pPr>
+        <w:spacing w:after="0"/>
+      </w:pPr>
+    </w:p>
+    <w:p>
+      <w:pPr>
+        <w:spacing w:after="0"/>
+      </w:pPr>
+      <w:r>
+        <w:t xml:space="preserve">I added the following code into the </w:t>
+      </w:r>
+      <w:proofErr w:type="spellStart"/>
+      <w:r>
+        <w:t>MainLayout.razor</w:t>
+      </w:r>
+      <w:proofErr w:type="spellEnd"/>
+      <w:r>
+        <w:t xml:space="preserve"> page:</w:t>
+      </w:r>
+    </w:p>
+    <w:p>
+      <w:pPr>
+        <w:spacing w:after="0"/>
+      </w:pPr>
+      <w:r>
+        <w:t xml:space="preserve">@inject </w:t>
+      </w:r>
+      <w:proofErr w:type="spellStart"/>
+      <w:r>
+        <w:t>IBreakpointService</w:t>
+      </w:r>
+      <w:proofErr w:type="spellEnd"/>
+      <w:r>
+        <w:t xml:space="preserve"> </w:t>
+      </w:r>
+      <w:proofErr w:type="spellStart"/>
+      <w:r>
+        <w:t>BreakpointService</w:t>
+      </w:r>
+      <w:proofErr w:type="spellEnd"/>
+      <w:r>
+        <w:br/>
+      </w:r>
+      <w:r>
+        <w:br/>
+        <w:t xml:space="preserve">protected override async Task </w:t>
+      </w:r>
+      <w:proofErr w:type="spellStart"/>
+      <w:proofErr w:type="gramStart"/>
+      <w:r>
+        <w:t>OnInitializedAsync</w:t>
+      </w:r>
+      <w:proofErr w:type="spellEnd"/>
+      <w:r>
+        <w:t>(</w:t>
+      </w:r>
+      <w:proofErr w:type="gramEnd"/>
+      <w:r>
+        <w:t>)</w:t>
+      </w:r>
+      <w:r>
+        <w:br/>
+        <w:t>{</w:t>
+      </w:r>
+      <w:r>
+        <w:br/>
+      </w:r>
+      <w:proofErr w:type="spellStart"/>
+      <w:r>
+        <w:t>BreakpointService.Subscribe</w:t>
+      </w:r>
+      <w:proofErr w:type="spellEnd"/>
+      <w:r>
+        <w:t>(async breakpoint =&gt;</w:t>
+      </w:r>
+      <w:r>
+        <w:br/>
+        <w:t>{</w:t>
+      </w:r>
+      <w:r>
+        <w:br/>
+      </w:r>
+      <w:r>
+        <w:lastRenderedPageBreak/>
+        <w:t xml:space="preserve">if (breakpoint &lt; </w:t>
+      </w:r>
+      <w:proofErr w:type="spellStart"/>
+      <w:r>
+        <w:t>Breakpoint.Md</w:t>
+      </w:r>
+      <w:proofErr w:type="spellEnd"/>
+      <w:r>
+        <w:t>)</w:t>
+      </w:r>
+      <w:r>
+        <w:br/>
+        <w:t>{</w:t>
+      </w:r>
+      <w:r>
+        <w:br/>
+        <w:t>_</w:t>
+      </w:r>
+      <w:proofErr w:type="spellStart"/>
+      <w:r>
+        <w:t>drawerOpen</w:t>
+      </w:r>
+      <w:proofErr w:type="spellEnd"/>
+      <w:r>
+        <w:t xml:space="preserve"> = false;</w:t>
+      </w:r>
+      <w:r>
+        <w:br/>
+        <w:t xml:space="preserve">await </w:t>
+      </w:r>
+      <w:proofErr w:type="spellStart"/>
+      <w:proofErr w:type="gramStart"/>
+      <w:r>
+        <w:t>InvokeAsync</w:t>
+      </w:r>
+      <w:proofErr w:type="spellEnd"/>
+      <w:r>
+        <w:t>(</w:t>
+      </w:r>
+      <w:proofErr w:type="spellStart"/>
+      <w:proofErr w:type="gramEnd"/>
+      <w:r>
+        <w:t>StateHasChanged</w:t>
+      </w:r>
+      <w:proofErr w:type="spellEnd"/>
+      <w:r>
+        <w:t>);</w:t>
+      </w:r>
+      <w:r>
+        <w:br/>
+        <w:t>}</w:t>
+      </w:r>
+      <w:r>
+        <w:br/>
+        <w:t>});</w:t>
+      </w:r>
+      <w:r>
+        <w:br/>
+        <w:t>}</w:t>
+      </w:r>
+    </w:p>
+    <w:p>
+      <w:pPr>
+        <w:spacing w:after="0"/>
+      </w:pPr>
+    </w:p>
+    <w:p>
+      <w:pPr>
+        <w:spacing w:after="0"/>
+      </w:pPr>
+      <w:r>
+        <w:t>However, errors occurred the says:</w:t>
+      </w:r>
+    </w:p>
+    <w:p>
+      <w:pPr>
+        <w:spacing w:after="0"/>
+      </w:pPr>
+      <w:r>
+        <w:t>The type or namespace name ‘</w:t>
+      </w:r>
+      <w:proofErr w:type="spellStart"/>
+      <w:r>
+        <w:t>IBreakpointService</w:t>
+      </w:r>
+      <w:proofErr w:type="spellEnd"/>
+      <w:r>
+        <w:t>’ could not be found…Tell me how to resolve this error message.</w:t>
+      </w:r>
+    </w:p>
+    <w:p>
+      <w:pPr>
+        <w:spacing w:after="0"/>
+      </w:pPr>
+    </w:p>
+    <w:p>
+      <w:pPr>
+        <w:spacing w:after="0"/>
+        <w:rPr>
+          <w:b/>
+          <w:bCs/>
+          <w:color w:val="EE0000"/>
+          <w:u w:val="single"/>
+        </w:rPr>
+      </w:pPr>
+      <w:r>
+        <w:rPr>
+          <w:b/>
+          <w:bCs/>
+          <w:color w:val="EE0000"/>
+          <w:u w:val="single"/>
+        </w:rPr>
+        <w:t>Prompt #3:</w:t>
+      </w:r>
+    </w:p>
+    <w:p>
+      <w:pPr>
+        <w:spacing w:after="0"/>
+      </w:pPr>
+    </w:p>
+    <w:p>
+      <w:pPr>
+        <w:spacing w:after="0"/>
+      </w:pPr>
+      <w:r>
+        <w:t>The following code produces error messages that says:</w:t>
+      </w:r>
+    </w:p>
+    <w:p>
+      <w:pPr>
+        <w:spacing w:after="0"/>
+      </w:pPr>
+      <w:r>
+        <w:t xml:space="preserve">Cannot convert lambda expression of type </w:t>
+      </w:r>
+      <w:r>
+        <w:t>‘</w:t>
+      </w:r>
+      <w:proofErr w:type="spellStart"/>
+      <w:r>
+        <w:t>IBrowserViewPortObserver</w:t>
+      </w:r>
+      <w:proofErr w:type="spellEnd"/>
+      <w:r>
+        <w:t>’ because it is not a delegate type. Refactor the code to fix this error.</w:t>
+      </w:r>
+    </w:p>
+    <w:p>
+      <w:pPr>
+        <w:spacing w:after="0"/>
+      </w:pPr>
+    </w:p>
+    <w:p>
+      <w:pPr>
+        <w:spacing w:after="0"/>
+      </w:pPr>
+      <w:r>
+        <w:t xml:space="preserve">protected override async Task </w:t>
+      </w:r>
+      <w:proofErr w:type="spellStart"/>
+      <w:proofErr w:type="gramStart"/>
+      <w:r>
+        <w:t>OnInitializedAsync</w:t>
+      </w:r>
+      <w:proofErr w:type="spellEnd"/>
+      <w:r>
+        <w:t>(</w:t>
+      </w:r>
+      <w:proofErr w:type="gramEnd"/>
+      <w:r>
+        <w:t>)</w:t>
+      </w:r>
+    </w:p>
+    <w:p>
+      <w:pPr>
+        <w:spacing w:after="0"/>
+      </w:pPr>
+      <w:r>
+        <w:t xml:space="preserve"> {</w:t>
+      </w:r>
+    </w:p>
+    <w:p>
+      <w:pPr>
+        <w:spacing w:after="0"/>
+      </w:pPr>
+      <w:r>
+        <w:t xml:space="preserve">     _</w:t>
+      </w:r>
+      <w:proofErr w:type="spellStart"/>
+      <w:r>
+        <w:t>subscriptionId</w:t>
+      </w:r>
+      <w:proofErr w:type="spellEnd"/>
+      <w:r>
+        <w:t xml:space="preserve"> = await </w:t>
+      </w:r>
+      <w:proofErr w:type="spellStart"/>
+      <w:r>
+        <w:t>BrowserViewportService.SubscribeAsync</w:t>
+      </w:r>
+      <w:proofErr w:type="spellEnd"/>
+      <w:r>
+        <w:t xml:space="preserve">(async </w:t>
+      </w:r>
+      <w:proofErr w:type="spellStart"/>
+      <w:r>
+        <w:t>args</w:t>
+      </w:r>
+      <w:proofErr w:type="spellEnd"/>
+      <w:r>
+        <w:t xml:space="preserve"> =&gt;</w:t>
+      </w:r>
+    </w:p>
+    <w:p>
+      <w:pPr>
+        <w:spacing w:after="0"/>
+      </w:pPr>
+      <w:r>
+        <w:t xml:space="preserve">     {</w:t>
+      </w:r>
+    </w:p>
+    <w:p>
+      <w:pPr>
+        <w:spacing w:after="0"/>
+      </w:pPr>
+      <w:r>
+        <w:t xml:space="preserve">         // </w:t>
+      </w:r>
+      <w:proofErr w:type="spellStart"/>
+      <w:proofErr w:type="gramStart"/>
+      <w:r>
+        <w:t>args.Breakpoint</w:t>
+      </w:r>
+      <w:proofErr w:type="spellEnd"/>
+      <w:proofErr w:type="gramEnd"/>
+      <w:r>
+        <w:t xml:space="preserve"> is what you want</w:t>
+      </w:r>
+    </w:p>
+    <w:p>
+      <w:pPr>
+        <w:spacing w:after="0"/>
+      </w:pPr>
+      <w:r>
+        <w:t xml:space="preserve">         if (</w:t>
+      </w:r>
+      <w:proofErr w:type="spellStart"/>
+      <w:proofErr w:type="gramStart"/>
+      <w:r>
+        <w:t>args.Breakpoint</w:t>
+      </w:r>
+      <w:proofErr w:type="spellEnd"/>
+      <w:proofErr w:type="gramEnd"/>
+      <w:r>
+        <w:t xml:space="preserve"> &lt; </w:t>
+      </w:r>
+      <w:proofErr w:type="spellStart"/>
+      <w:r>
+        <w:t>Breakpoint.Md</w:t>
+      </w:r>
+      <w:proofErr w:type="spellEnd"/>
+      <w:r>
+        <w:t>)</w:t>
+      </w:r>
+    </w:p>
+    <w:p>
+      <w:pPr>
+        <w:spacing w:after="0"/>
+      </w:pPr>
+      <w:r>
+        <w:t xml:space="preserve">         {</w:t>
+      </w:r>
+    </w:p>
+    <w:p>
+      <w:pPr>
+        <w:spacing w:after="0"/>
+      </w:pPr>
+      <w:r>
+        <w:t xml:space="preserve">             _</w:t>
+      </w:r>
+      <w:proofErr w:type="spellStart"/>
+      <w:r>
+        <w:t>drawerOpen</w:t>
+      </w:r>
+      <w:proofErr w:type="spellEnd"/>
+      <w:r>
+        <w:t xml:space="preserve"> = false;</w:t>
+      </w:r>
+    </w:p>
+    <w:p>
+      <w:pPr>
+        <w:spacing w:after="0"/>
+      </w:pPr>
+    </w:p>
+    <w:p>
+      <w:pPr>
+        <w:spacing w:after="0"/>
+      </w:pPr>
+      <w:r>
+        <w:t xml:space="preserve">             </w:t>
+      </w:r>
+      <w:proofErr w:type="spellStart"/>
+      <w:r>
+        <w:t>PinDrawer</w:t>
+      </w:r>
+      <w:proofErr w:type="spellEnd"/>
+      <w:r>
+        <w:t xml:space="preserve"> = false;</w:t>
+      </w:r>
+    </w:p>
+    <w:p>
+      <w:pPr>
+        <w:spacing w:after="0"/>
+      </w:pPr>
+      <w:r>
+        <w:t xml:space="preserve">             </w:t>
+      </w:r>
+      <w:proofErr w:type="spellStart"/>
+      <w:r>
+        <w:t>State.ShowAppDrawer</w:t>
+      </w:r>
+      <w:proofErr w:type="spellEnd"/>
+      <w:r>
+        <w:t xml:space="preserve"> = false;</w:t>
+      </w:r>
+    </w:p>
+    <w:p>
+      <w:pPr>
+        <w:spacing w:after="0"/>
+      </w:pPr>
+      <w:r>
+        <w:t xml:space="preserve">             </w:t>
+      </w:r>
+      <w:proofErr w:type="spellStart"/>
+      <w:r>
+        <w:t>Actions.ShowHideDrawer</w:t>
+      </w:r>
+      <w:proofErr w:type="spellEnd"/>
+      <w:r>
+        <w:t xml:space="preserve"> = </w:t>
+      </w:r>
+      <w:proofErr w:type="spellStart"/>
+      <w:r>
+        <w:t>HideDrawer</w:t>
+      </w:r>
+      <w:proofErr w:type="spellEnd"/>
+      <w:r>
+        <w:t>;</w:t>
+      </w:r>
+    </w:p>
+    <w:p>
+      <w:pPr>
+        <w:spacing w:after="0"/>
+      </w:pPr>
+    </w:p>
+    <w:p>
+      <w:pPr>
+        <w:spacing w:after="0"/>
+      </w:pPr>
+      <w:r>
+        <w:t xml:space="preserve">             await </w:t>
+      </w:r>
+      <w:proofErr w:type="spellStart"/>
+      <w:proofErr w:type="gramStart"/>
+      <w:r>
+        <w:t>InvokeAsync</w:t>
+      </w:r>
+      <w:proofErr w:type="spellEnd"/>
+      <w:r>
+        <w:t>(</w:t>
+      </w:r>
+      <w:proofErr w:type="spellStart"/>
+      <w:proofErr w:type="gramEnd"/>
+      <w:r>
+        <w:t>StateHasChanged</w:t>
+      </w:r>
+      <w:proofErr w:type="spellEnd"/>
+      <w:r>
+        <w:t>);</w:t>
+      </w:r>
+    </w:p>
+    <w:p>
+      <w:pPr>
+        <w:spacing w:after="0"/>
+      </w:pPr>
+      <w:r>
+        <w:t xml:space="preserve">         }</w:t>
+      </w:r>
+    </w:p>
+    <w:p>
+      <w:pPr>
+        <w:spacing w:after="0"/>
+      </w:pPr>
+      <w:r>
+        <w:t xml:space="preserve">     });</w:t>
+      </w:r>
+    </w:p>
+    <w:p>
+      <w:pPr>
+        <w:spacing w:after="0"/>
+      </w:pPr>
+      <w:r>
+        <w:t xml:space="preserve"> }</w:t>
+      </w:r>
+    </w:p>
+    <w:p>
+      <w:pPr>
+        <w:spacing w:after="0"/>
+      </w:pPr>
+    </w:p>
+    <w:p>
+      <w:pPr>
+        <w:spacing w:after="0"/>
+        <w:rPr>
+          <w:b/>
+          <w:bCs/>
+          <w:color w:val="EE0000"/>
+          <w:u w:val="single"/>
+        </w:rPr>
+      </w:pPr>
+      <w:r>
+        <w:rPr>
+          <w:b/>
+          <w:bCs/>
+          <w:color w:val="EE0000"/>
+          <w:u w:val="single"/>
+        </w:rPr>
+        <w:t>Prompt #4:</w:t>
+      </w:r>
+    </w:p>
+    <w:p>
+      <w:pPr>
+        <w:spacing w:after="0"/>
+      </w:pPr>
+    </w:p>
+    <w:p>
+      <w:pPr>
+        <w:spacing w:after="0"/>
+      </w:pPr>
+      <w:r>
+        <w:t>Below is the updated code based on the recommendation that you have given. It produces 2 error messages as follow:</w:t>
+      </w:r>
+    </w:p>
+    <w:p>
+      <w:pPr>
+        <w:pStyle w:val="ListParagraph"/>
+        <w:numPr>
+          <w:ilvl w:val="0"/>
+          <w:numId w:val="1"/>
+        </w:numPr>
+        <w:spacing w:after="0"/>
+      </w:pPr>
+      <w:r>
+        <w:t>'</w:t>
+      </w:r>
+      <w:proofErr w:type="spellStart"/>
+      <w:r>
+        <w:t>MainLayout</w:t>
+      </w:r>
+      <w:proofErr w:type="spellEnd"/>
+      <w:r>
+        <w:t>' does not implement interface member '</w:t>
+      </w:r>
+      <w:proofErr w:type="spellStart"/>
+      <w:r>
+        <w:t>IBrowserViewportObserver.Id</w:t>
+      </w:r>
+      <w:proofErr w:type="spellEnd"/>
+      <w:r>
+        <w:t>'</w:t>
+      </w:r>
+      <w:r>
+        <w:tab/>
+      </w:r>
+    </w:p>
+    <w:p>
+      <w:pPr>
+        <w:pStyle w:val="ListParagraph"/>
+        <w:numPr>
+          <w:ilvl w:val="0"/>
+          <w:numId w:val="1"/>
+        </w:numPr>
+        <w:spacing w:after="0"/>
+      </w:pPr>
+      <w:r>
+        <w:t>Argument 1: cannot convert from '</w:t>
+      </w:r>
+      <w:proofErr w:type="spellStart"/>
+      <w:proofErr w:type="gramStart"/>
+      <w:r>
+        <w:t>KenHRApp.Web.Components.Layout</w:t>
+      </w:r>
+      <w:proofErr w:type="gramEnd"/>
+      <w:r>
+        <w:t>.MainLayout</w:t>
+      </w:r>
+      <w:proofErr w:type="spellEnd"/>
+      <w:r>
+        <w:t>' to '</w:t>
+      </w:r>
+      <w:proofErr w:type="spellStart"/>
+      <w:r>
+        <w:t>MudBlazor.IBrowserViewportObserver</w:t>
+      </w:r>
+      <w:proofErr w:type="spellEnd"/>
+      <w:r>
+        <w:t>'</w:t>
+      </w:r>
+    </w:p>
+    <w:p>
+      <w:pPr>
+        <w:spacing w:after="0"/>
+      </w:pPr>
+    </w:p>
+    <w:p>
+      <w:pPr>
+        <w:spacing w:after="0"/>
+      </w:pPr>
+      <w:r>
+        <w:t>Provide a clear production-ready code fix to resolve the error message.</w:t>
+      </w:r>
+    </w:p>
+    <w:p>
+      <w:pPr>
+        <w:spacing w:after="0"/>
+      </w:pPr>
+    </w:p>
+    <w:p>
+      <w:pPr>
+        <w:spacing w:after="0"/>
+      </w:pPr>
+      <w:proofErr w:type="spellStart"/>
+      <w:r>
+        <w:t>MainLayout.razor</w:t>
+      </w:r>
+      <w:proofErr w:type="spellEnd"/>
+      <w:r>
+        <w:t>:</w:t>
+      </w:r>
+    </w:p>
+    <w:p>
+      <w:pPr>
+        <w:spacing w:after="0"/>
+      </w:pPr>
+    </w:p>
+    <w:p>
+      <w:pPr>
+        <w:spacing w:after="0"/>
+      </w:pPr>
+      <w:r>
+        <w:lastRenderedPageBreak/>
+        <w:t xml:space="preserve">@inherits </w:t>
+      </w:r>
+      <w:proofErr w:type="spellStart"/>
+      <w:r>
+        <w:t>LayoutComponentBase</w:t>
+      </w:r>
+      <w:proofErr w:type="spellEnd"/>
+    </w:p>
+    <w:p>
+      <w:pPr>
+        <w:spacing w:after="0"/>
+      </w:pPr>
+      <w:r>
+        <w:t xml:space="preserve">@inject </w:t>
+      </w:r>
+      <w:proofErr w:type="spellStart"/>
+      <w:r>
+        <w:t>IAppState</w:t>
+      </w:r>
+      <w:proofErr w:type="spellEnd"/>
+      <w:r>
+        <w:t xml:space="preserve"> State</w:t>
+      </w:r>
+    </w:p>
+    <w:p>
+      <w:pPr>
+        <w:spacing w:after="0"/>
+      </w:pPr>
+      <w:r>
+        <w:t xml:space="preserve">@inject </w:t>
+      </w:r>
+      <w:proofErr w:type="spellStart"/>
+      <w:r>
+        <w:t>ISharedAction</w:t>
+      </w:r>
+      <w:proofErr w:type="spellEnd"/>
+      <w:r>
+        <w:t xml:space="preserve"> Actions</w:t>
+      </w:r>
+    </w:p>
+    <w:p>
+      <w:pPr>
+        <w:spacing w:after="0"/>
+      </w:pPr>
+      <w:r>
+        <w:t xml:space="preserve">@inject </w:t>
+      </w:r>
+      <w:proofErr w:type="spellStart"/>
+      <w:r>
+        <w:t>NavigationManager</w:t>
+      </w:r>
+      <w:proofErr w:type="spellEnd"/>
+      <w:r>
+        <w:t xml:space="preserve"> Nav</w:t>
+      </w:r>
+    </w:p>
+    <w:p>
+      <w:pPr>
+        <w:spacing w:after="0"/>
+      </w:pPr>
+      <w:r>
+        <w:t xml:space="preserve">@inject </w:t>
+      </w:r>
+      <w:proofErr w:type="spellStart"/>
+      <w:r>
+        <w:t>IBrowserViewportService</w:t>
+      </w:r>
+      <w:proofErr w:type="spellEnd"/>
+      <w:r>
+        <w:t xml:space="preserve"> </w:t>
+      </w:r>
+      <w:proofErr w:type="spellStart"/>
+      <w:r>
+        <w:t>BrowserViewportService</w:t>
+      </w:r>
+      <w:proofErr w:type="spellEnd"/>
+    </w:p>
+    <w:p>
+      <w:pPr>
+        <w:spacing w:after="0"/>
+      </w:pPr>
+    </w:p>
+    <w:p>
+      <w:pPr>
+        <w:spacing w:after="0"/>
+      </w:pPr>
+      <w:r>
+        <w:t>&lt;</w:t>
+      </w:r>
+      <w:r>
+        <w:rPr>
+          <w:b/>
+          <w:bCs/>
+        </w:rPr>
+        <w:t>MudThemeProvider</w:t>
+      </w:r>
+      <w:r>
+        <w:t xml:space="preserve"> /&gt;</w:t>
+      </w:r>
+    </w:p>
+    <w:p>
+      <w:pPr>
+        <w:spacing w:after="0"/>
+      </w:pPr>
+      <w:r>
+        <w:t>&lt;</w:t>
+      </w:r>
+      <w:proofErr w:type="spellStart"/>
+      <w:r>
+        <w:rPr>
+          <w:b/>
+          <w:bCs/>
+        </w:rPr>
+        <w:t>MudPopoverProvider</w:t>
+      </w:r>
+      <w:proofErr w:type="spellEnd"/>
+      <w:r>
+        <w:t xml:space="preserve"> /&gt;</w:t>
+      </w:r>
+    </w:p>
+    <w:p>
+      <w:pPr>
+        <w:spacing w:after="0"/>
+      </w:pPr>
+      <w:r>
+        <w:t>&lt;</w:t>
+      </w:r>
+      <w:proofErr w:type="spellStart"/>
+      <w:r>
+        <w:rPr>
+          <w:b/>
+          <w:bCs/>
+        </w:rPr>
+        <w:t>MudDialogProvider</w:t>
+      </w:r>
+      <w:proofErr w:type="spellEnd"/>
+      <w:r>
+        <w:t xml:space="preserve"> /&gt;</w:t>
+      </w:r>
+    </w:p>
+    <w:p>
+      <w:pPr>
+        <w:spacing w:after="0"/>
+      </w:pPr>
+      <w:r>
+        <w:t>&lt;</w:t>
+      </w:r>
+      <w:proofErr w:type="spellStart"/>
+      <w:r>
+        <w:rPr>
+          <w:b/>
+          <w:bCs/>
+        </w:rPr>
+        <w:t>MudSnackbarProvider</w:t>
+      </w:r>
+      <w:proofErr w:type="spellEnd"/>
+      <w:r>
+        <w:t xml:space="preserve"> /&gt;</w:t>
+      </w:r>
+    </w:p>
+    <w:p>
+      <w:pPr>
+        <w:spacing w:after="0"/>
+      </w:pPr>
+    </w:p>
+    <w:p>
+      <w:pPr>
+        <w:spacing w:after="0"/>
+      </w:pPr>
+      <w:r>
+        <w:t>&lt;</w:t>
+      </w:r>
+      <w:proofErr w:type="spellStart"/>
+      <w:r>
+        <w:rPr>
+          <w:b/>
+          <w:bCs/>
+        </w:rPr>
+        <w:t>MudLayout</w:t>
+      </w:r>
+      <w:proofErr w:type="spellEnd"/>
+      <w:r>
+        <w:t>&gt;</w:t>
+      </w:r>
+    </w:p>
+    <w:p>
+      <w:pPr>
+        <w:spacing w:after="0"/>
+      </w:pPr>
+      <w:r>
+        <w:t xml:space="preserve">    @* &lt;</w:t>
+      </w:r>
+      <w:proofErr w:type="spellStart"/>
+      <w:r>
+        <w:t>MudAppBar</w:t>
+      </w:r>
+      <w:proofErr w:type="spellEnd"/>
+      <w:r>
+        <w:t xml:space="preserve"> Elevation="2" </w:t>
+      </w:r>
+      <w:proofErr w:type="spellStart"/>
+      <w:r>
+        <w:t>Color</w:t>
+      </w:r>
+      <w:proofErr w:type="spellEnd"/>
+      <w:r>
+        <w:t>="@</w:t>
+      </w:r>
+      <w:proofErr w:type="spellStart"/>
+      <w:r>
+        <w:t>appBarColor</w:t>
+      </w:r>
+      <w:proofErr w:type="spellEnd"/>
+      <w:r>
+        <w:t>" Dense="false"&gt; *@</w:t>
+      </w:r>
+    </w:p>
+    <w:p>
+      <w:pPr>
+        <w:spacing w:after="0"/>
+      </w:pPr>
+      <w:r>
+        <w:t xml:space="preserve">    &lt;</w:t>
+      </w:r>
+      <w:proofErr w:type="spellStart"/>
+      <w:r>
+        <w:rPr>
+          <w:b/>
+          <w:bCs/>
+        </w:rPr>
+        <w:t>MudAppBar</w:t>
+      </w:r>
+      <w:proofErr w:type="spellEnd"/>
+      <w:r>
+        <w:t xml:space="preserve"> </w:t>
+      </w:r>
+      <w:r>
+        <w:rPr>
+          <w:b/>
+          <w:bCs/>
+        </w:rPr>
+        <w:t>Elevation</w:t>
+      </w:r>
+      <w:r>
+        <w:t xml:space="preserve">="2" </w:t>
+      </w:r>
+      <w:r>
+        <w:rPr>
+          <w:b/>
+          <w:bCs/>
+        </w:rPr>
+        <w:t>Style</w:t>
+      </w:r>
+      <w:r>
+        <w:t>="background-</w:t>
+      </w:r>
+      <w:proofErr w:type="spellStart"/>
+      <w:r>
+        <w:t>color</w:t>
+      </w:r>
+      <w:proofErr w:type="spellEnd"/>
+      <w:r>
+        <w:t xml:space="preserve">: #004165;" </w:t>
+      </w:r>
+      <w:r>
+        <w:rPr>
+          <w:b/>
+          <w:bCs/>
+        </w:rPr>
+        <w:t>Dense</w:t>
+      </w:r>
+      <w:r>
+        <w:t>="false"&gt;</w:t>
+      </w:r>
+    </w:p>
+    <w:p>
+      <w:pPr>
+        <w:spacing w:after="0"/>
+      </w:pPr>
+      <w:r>
+        <w:t xml:space="preserve">        &lt;</w:t>
+      </w:r>
+      <w:proofErr w:type="spellStart"/>
+      <w:r>
+        <w:rPr>
+          <w:b/>
+          <w:bCs/>
+        </w:rPr>
+        <w:t>MudIconButton</w:t>
+      </w:r>
+      <w:proofErr w:type="spellEnd"/>
+      <w:r>
+        <w:t xml:space="preserve"> </w:t>
+      </w:r>
+      <w:r>
+        <w:rPr>
+          <w:b/>
+          <w:bCs/>
+        </w:rPr>
+        <w:t>Icon</w:t>
+      </w:r>
+      <w:r>
+        <w:t>="@</w:t>
+      </w:r>
+      <w:proofErr w:type="spellStart"/>
+      <w:proofErr w:type="gramStart"/>
+      <w:r>
+        <w:t>Icons.Material.Filled.Apps</w:t>
+      </w:r>
+      <w:proofErr w:type="spellEnd"/>
+      <w:proofErr w:type="gramEnd"/>
+      <w:r>
+        <w:t xml:space="preserve">" </w:t>
+      </w:r>
+      <w:proofErr w:type="spellStart"/>
+      <w:r>
+        <w:rPr>
+          <w:b/>
+          <w:bCs/>
+        </w:rPr>
+        <w:t>Color</w:t>
+      </w:r>
+      <w:proofErr w:type="spellEnd"/>
+      <w:r>
+        <w:t>="</w:t>
+      </w:r>
+      <w:proofErr w:type="spellStart"/>
+      <w:r>
+        <w:t>Color.Inherit</w:t>
+      </w:r>
+      <w:proofErr w:type="spellEnd"/>
+      <w:r>
+        <w:t xml:space="preserve">" </w:t>
+      </w:r>
+      <w:r>
+        <w:rPr>
+          <w:b/>
+          <w:bCs/>
+        </w:rPr>
+        <w:t>Edge</w:t>
+      </w:r>
+      <w:r>
+        <w:t>="</w:t>
+      </w:r>
+      <w:proofErr w:type="spellStart"/>
+      <w:r>
+        <w:t>Edge.Start</w:t>
+      </w:r>
+      <w:proofErr w:type="spellEnd"/>
+      <w:r>
+        <w:t xml:space="preserve">" </w:t>
+      </w:r>
+      <w:proofErr w:type="spellStart"/>
+      <w:r>
+        <w:rPr>
+          <w:b/>
+          <w:bCs/>
+        </w:rPr>
+        <w:t>OnClick</w:t>
+      </w:r>
+      <w:proofErr w:type="spellEnd"/>
+      <w:r>
+        <w:t>="</w:t>
+      </w:r>
+      <w:proofErr w:type="spellStart"/>
+      <w:r>
+        <w:t>DrawerToggle</w:t>
+      </w:r>
+      <w:proofErr w:type="spellEnd"/>
+      <w:r>
+        <w:t>" /&gt;</w:t>
+      </w:r>
+    </w:p>
+    <w:p>
+      <w:pPr>
+        <w:spacing w:after="0"/>
+      </w:pPr>
+      <w:r>
+        <w:t xml:space="preserve">        &lt;</w:t>
+      </w:r>
+      <w:proofErr w:type="spellStart"/>
+      <w:r>
+        <w:rPr>
+          <w:b/>
+          <w:bCs/>
+        </w:rPr>
+        <w:t>MudText</w:t>
+      </w:r>
+      <w:proofErr w:type="spellEnd"/>
+      <w:r>
+        <w:t xml:space="preserve"> </w:t>
+      </w:r>
+      <w:r>
+        <w:rPr>
+          <w:b/>
+          <w:bCs/>
+        </w:rPr>
+        <w:t>Typo</w:t>
+      </w:r>
+      <w:r>
+        <w:t xml:space="preserve">="Typo.h5" </w:t>
+      </w:r>
+      <w:r>
+        <w:rPr>
+          <w:b/>
+          <w:bCs/>
+        </w:rPr>
+        <w:t>Class</w:t>
+      </w:r>
+      <w:r>
+        <w:t>="ml-1"&gt;&lt;/</w:t>
+      </w:r>
+      <w:proofErr w:type="spellStart"/>
+      <w:r>
+        <w:rPr>
+          <w:b/>
+          <w:bCs/>
+        </w:rPr>
+        <w:t>MudText</w:t>
+      </w:r>
+      <w:proofErr w:type="spellEnd"/>
+      <w:r>
+        <w:t>&gt;</w:t>
+      </w:r>
+    </w:p>
+    <w:p>
+      <w:pPr>
+        <w:spacing w:after="0"/>
+      </w:pPr>
+      <w:r>
+        <w:t xml:space="preserve">        &lt;</w:t>
+      </w:r>
+      <w:proofErr w:type="spellStart"/>
+      <w:r>
+        <w:rPr>
+          <w:b/>
+          <w:bCs/>
+        </w:rPr>
+        <w:t>MudSpacer</w:t>
+      </w:r>
+      <w:proofErr w:type="spellEnd"/>
+      <w:r>
+        <w:t xml:space="preserve"> /&gt;        </w:t>
+      </w:r>
+    </w:p>
+    <w:p>
+      <w:pPr>
+        <w:spacing w:after="0"/>
+      </w:pPr>
+      <w:r>
+        <w:t xml:space="preserve">        &lt;</w:t>
+      </w:r>
+      <w:proofErr w:type="spellStart"/>
+      <w:r>
+        <w:rPr>
+          <w:b/>
+          <w:bCs/>
+        </w:rPr>
+        <w:t>MudMenu</w:t>
+      </w:r>
+      <w:proofErr w:type="spellEnd"/>
+      <w:r>
+        <w:t xml:space="preserve"> </w:t>
+      </w:r>
+      <w:r>
+        <w:rPr>
+          <w:b/>
+          <w:bCs/>
+        </w:rPr>
+        <w:t>Dense</w:t>
+      </w:r>
+    </w:p>
+    <w:p>
+      <w:pPr>
+        <w:spacing w:after="0"/>
+      </w:pPr>
+      <w:r>
+        <w:t xml:space="preserve">                  </w:t>
+      </w:r>
+      <w:r>
+        <w:rPr>
+          <w:b/>
+          <w:bCs/>
+        </w:rPr>
+        <w:t>Variant</w:t>
+      </w:r>
+      <w:r>
+        <w:t>="</w:t>
+      </w:r>
+      <w:proofErr w:type="spellStart"/>
+      <w:r>
+        <w:t>Variant.Text</w:t>
+      </w:r>
+      <w:proofErr w:type="spellEnd"/>
+      <w:r>
+        <w:t>"</w:t>
+      </w:r>
+    </w:p>
+    <w:p>
+      <w:pPr>
+        <w:spacing w:after="0"/>
+      </w:pPr>
+      <w:r>
+        <w:t xml:space="preserve">                  </w:t>
+      </w:r>
+      <w:r>
+        <w:rPr>
+          <w:b/>
+          <w:bCs/>
+        </w:rPr>
+        <w:t>Size</w:t>
+      </w:r>
+      <w:r>
+        <w:t>="</w:t>
+      </w:r>
+      <w:proofErr w:type="spellStart"/>
+      <w:r>
+        <w:t>Size.Medium</w:t>
+      </w:r>
+      <w:proofErr w:type="spellEnd"/>
+      <w:r>
+        <w:t>"</w:t>
+      </w:r>
+    </w:p>
+    <w:p>
+      <w:pPr>
+        <w:spacing w:after="0"/>
+      </w:pPr>
+      <w:r>
+        <w:t xml:space="preserve">                  </w:t>
+      </w:r>
+      <w:proofErr w:type="spellStart"/>
+      <w:r>
+        <w:rPr>
+          <w:b/>
+          <w:bCs/>
+        </w:rPr>
+        <w:t>Color</w:t>
+      </w:r>
+      <w:proofErr w:type="spellEnd"/>
+      <w:r>
+        <w:t>="</w:t>
+      </w:r>
+      <w:proofErr w:type="spellStart"/>
+      <w:r>
+        <w:t>Color.Inherit</w:t>
+      </w:r>
+      <w:proofErr w:type="spellEnd"/>
+      <w:r>
+        <w:t>"</w:t>
+      </w:r>
+    </w:p>
+    <w:p>
+      <w:pPr>
+        <w:spacing w:after="0"/>
+      </w:pPr>
+      <w:r>
+        <w:t xml:space="preserve">                  </w:t>
+      </w:r>
+      <w:proofErr w:type="spellStart"/>
+      <w:r>
+        <w:rPr>
+          <w:b/>
+          <w:bCs/>
+        </w:rPr>
+        <w:t>AriaLabel</w:t>
+      </w:r>
+      <w:proofErr w:type="spellEnd"/>
+      <w:r>
+        <w:t>="Open site configurations"</w:t>
+      </w:r>
+    </w:p>
+    <w:p>
+      <w:pPr>
+        <w:spacing w:after="0"/>
+      </w:pPr>
+      <w:r>
+        <w:t xml:space="preserve">                  title="System setup options"</w:t>
+      </w:r>
+    </w:p>
+    <w:p>
+      <w:pPr>
+        <w:spacing w:after="0"/>
+      </w:pPr>
+      <w:r>
+        <w:t xml:space="preserve">                  </w:t>
+      </w:r>
+      <w:r>
+        <w:rPr>
+          <w:b/>
+          <w:bCs/>
+        </w:rPr>
+        <w:t>Icon</w:t>
+      </w:r>
+      <w:r>
+        <w:t>="@</w:t>
+      </w:r>
+      <w:proofErr w:type="spellStart"/>
+      <w:proofErr w:type="gramStart"/>
+      <w:r>
+        <w:t>Icons.Material.Filled.Settings</w:t>
+      </w:r>
+      <w:proofErr w:type="spellEnd"/>
+      <w:proofErr w:type="gramEnd"/>
+      <w:r>
+        <w:t>"&gt;</w:t>
+      </w:r>
+    </w:p>
+    <w:p>
+      <w:pPr>
+        <w:spacing w:after="0"/>
+      </w:pPr>
+      <w:r>
+        <w:t xml:space="preserve">             &lt;</w:t>
+      </w:r>
+      <w:proofErr w:type="spellStart"/>
+      <w:r>
+        <w:rPr>
+          <w:b/>
+          <w:bCs/>
+        </w:rPr>
+        <w:t>MudMenuItem</w:t>
+      </w:r>
+      <w:proofErr w:type="spellEnd"/>
+      <w:r>
+        <w:t xml:space="preserve"> </w:t>
+      </w:r>
+      <w:proofErr w:type="spellStart"/>
+      <w:r>
+        <w:rPr>
+          <w:b/>
+          <w:bCs/>
+        </w:rPr>
+        <w:t>Href</w:t>
+      </w:r>
+      <w:proofErr w:type="spellEnd"/>
+      <w:r>
+        <w:t>="/"</w:t>
+      </w:r>
+    </w:p>
+    <w:p>
+      <w:pPr>
+        <w:spacing w:after="0"/>
+      </w:pPr>
+      <w:r>
+        <w:t xml:space="preserve">                </w:t>
+      </w:r>
+      <w:proofErr w:type="spellStart"/>
+      <w:r>
+        <w:rPr>
+          <w:b/>
+          <w:bCs/>
+        </w:rPr>
+        <w:t>ForceLoad</w:t>
+      </w:r>
+      <w:proofErr w:type="spellEnd"/>
+    </w:p>
+    <w:p>
+      <w:pPr>
+        <w:spacing w:after="0"/>
+      </w:pPr>
+      <w:r>
+        <w:t xml:space="preserve">                </w:t>
+      </w:r>
+      <w:r>
+        <w:rPr>
+          <w:b/>
+          <w:bCs/>
+        </w:rPr>
+        <w:t>Icon</w:t>
+      </w:r>
+      <w:r>
+        <w:t>="@</w:t>
+      </w:r>
+      <w:proofErr w:type="spellStart"/>
+      <w:proofErr w:type="gramStart"/>
+      <w:r>
+        <w:t>Icons.Material.TwoTone.AccountTree</w:t>
+      </w:r>
+      <w:proofErr w:type="spellEnd"/>
+      <w:proofErr w:type="gramEnd"/>
+      <w:r>
+        <w:t>"</w:t>
+      </w:r>
+    </w:p>
+    <w:p>
+      <w:pPr>
+        <w:spacing w:after="0"/>
+      </w:pPr>
+      <w:r>
+        <w:t xml:space="preserve">                </w:t>
+      </w:r>
+      <w:r>
+        <w:rPr>
+          <w:b/>
+          <w:bCs/>
+        </w:rPr>
+        <w:t>Class</w:t>
+      </w:r>
+      <w:r>
+        <w:t>="</w:t>
+      </w:r>
+      <w:proofErr w:type="spellStart"/>
+      <w:r>
+        <w:t>navMenu</w:t>
+      </w:r>
+      <w:proofErr w:type="spellEnd"/>
+      <w:r>
+        <w:t>"</w:t>
+      </w:r>
+    </w:p>
+    <w:p>
+      <w:pPr>
+        <w:spacing w:after="0"/>
+      </w:pPr>
+      <w:r>
+        <w:t xml:space="preserve">                Size="</w:t>
+      </w:r>
+      <w:proofErr w:type="spellStart"/>
+      <w:r>
+        <w:t>Size.Small</w:t>
+      </w:r>
+      <w:proofErr w:type="spellEnd"/>
+      <w:r>
+        <w:t>"</w:t>
+      </w:r>
+    </w:p>
+    <w:p>
+      <w:pPr>
+        <w:spacing w:after="0"/>
+      </w:pPr>
+      <w:r>
+        <w:t xml:space="preserve">                </w:t>
+      </w:r>
+      <w:r>
+        <w:rPr>
+          <w:b/>
+          <w:bCs/>
+        </w:rPr>
+        <w:t>Label</w:t>
+      </w:r>
+      <w:r>
+        <w:t>="Organization" /&gt;</w:t>
+      </w:r>
+    </w:p>
+    <w:p>
+      <w:pPr>
+        <w:spacing w:after="0"/>
+      </w:pPr>
+      <w:r>
+        <w:t xml:space="preserve">             &lt;</w:t>
+      </w:r>
+      <w:proofErr w:type="spellStart"/>
+      <w:r>
+        <w:rPr>
+          <w:b/>
+          <w:bCs/>
+        </w:rPr>
+        <w:t>MudMenuItem</w:t>
+      </w:r>
+      <w:proofErr w:type="spellEnd"/>
+      <w:r>
+        <w:t xml:space="preserve"> </w:t>
+      </w:r>
+      <w:proofErr w:type="spellStart"/>
+      <w:r>
+        <w:rPr>
+          <w:b/>
+          <w:bCs/>
+        </w:rPr>
+        <w:t>Href</w:t>
+      </w:r>
+      <w:proofErr w:type="spellEnd"/>
+      <w:r>
+        <w:t>="/"</w:t>
+      </w:r>
+    </w:p>
+    <w:p>
+      <w:pPr>
+        <w:spacing w:after="0"/>
+      </w:pPr>
+      <w:r>
+        <w:t xml:space="preserve">                </w:t>
+      </w:r>
+      <w:proofErr w:type="spellStart"/>
+      <w:r>
+        <w:rPr>
+          <w:b/>
+          <w:bCs/>
+        </w:rPr>
+        <w:t>ForceLoad</w:t>
+      </w:r>
+      <w:proofErr w:type="spellEnd"/>
+    </w:p>
+    <w:p>
+      <w:pPr>
+        <w:spacing w:after="0"/>
+      </w:pPr>
+      <w:r>
+        <w:t xml:space="preserve">                </w:t>
+      </w:r>
+      <w:r>
+        <w:rPr>
+          <w:b/>
+          <w:bCs/>
+        </w:rPr>
+        <w:t>Icon</w:t>
+      </w:r>
+      <w:r>
+        <w:t>="@</w:t>
+      </w:r>
+      <w:proofErr w:type="spellStart"/>
+      <w:proofErr w:type="gramStart"/>
+      <w:r>
+        <w:t>Icons.Material.TwoTone.SettingsSuggest</w:t>
+      </w:r>
+      <w:proofErr w:type="spellEnd"/>
+      <w:proofErr w:type="gramEnd"/>
+      <w:r>
+        <w:t>"</w:t>
+      </w:r>
+    </w:p>
+    <w:p>
+      <w:pPr>
+        <w:spacing w:after="0"/>
+      </w:pPr>
+      <w:r>
+        <w:t xml:space="preserve">                </w:t>
+      </w:r>
+      <w:r>
+        <w:rPr>
+          <w:b/>
+          <w:bCs/>
+        </w:rPr>
+        <w:t>Class</w:t>
+      </w:r>
+      <w:r>
+        <w:t>="</w:t>
+      </w:r>
+      <w:proofErr w:type="spellStart"/>
+      <w:r>
+        <w:t>navMenu</w:t>
+      </w:r>
+      <w:proofErr w:type="spellEnd"/>
+      <w:r>
+        <w:t>"</w:t>
+      </w:r>
+    </w:p>
+    <w:p>
+      <w:pPr>
+        <w:spacing w:after="0"/>
+      </w:pPr>
+      <w:r>
+        <w:t xml:space="preserve">                </w:t>
+      </w:r>
+      <w:r>
+        <w:rPr>
+          <w:b/>
+          <w:bCs/>
+        </w:rPr>
+        <w:t>Label</w:t>
+      </w:r>
+      <w:r>
+        <w:t>="Portal" /&gt;</w:t>
+      </w:r>
+    </w:p>
+    <w:p>
+      <w:pPr>
+        <w:spacing w:after="0"/>
+      </w:pPr>
+      <w:r>
+        <w:t xml:space="preserve">             &lt;</w:t>
+      </w:r>
+      <w:proofErr w:type="spellStart"/>
+      <w:r>
+        <w:rPr>
+          <w:b/>
+          <w:bCs/>
+        </w:rPr>
+        <w:t>MudMenuItem</w:t>
+      </w:r>
+      <w:proofErr w:type="spellEnd"/>
+      <w:r>
+        <w:t xml:space="preserve"> </w:t>
+      </w:r>
+      <w:proofErr w:type="spellStart"/>
+      <w:r>
+        <w:rPr>
+          <w:b/>
+          <w:bCs/>
+        </w:rPr>
+        <w:t>Href</w:t>
+      </w:r>
+      <w:proofErr w:type="spellEnd"/>
+      <w:r>
+        <w:t>="/"</w:t>
+      </w:r>
+    </w:p>
+    <w:p>
+      <w:pPr>
+        <w:spacing w:after="0"/>
+      </w:pPr>
+      <w:r>
+        <w:t xml:space="preserve">                          </w:t>
+      </w:r>
+      <w:proofErr w:type="spellStart"/>
+      <w:r>
+        <w:rPr>
+          <w:b/>
+          <w:bCs/>
+        </w:rPr>
+        <w:t>ForceLoad</w:t>
+      </w:r>
+      <w:proofErr w:type="spellEnd"/>
+    </w:p>
+    <w:p>
+      <w:pPr>
+        <w:spacing w:after="0"/>
+      </w:pPr>
+      <w:r>
+        <w:t xml:space="preserve">                          </w:t>
+      </w:r>
+      <w:r>
+        <w:rPr>
+          <w:b/>
+          <w:bCs/>
+        </w:rPr>
+        <w:t>Icon</w:t>
+      </w:r>
+      <w:r>
+        <w:t>="@</w:t>
+      </w:r>
+      <w:proofErr w:type="spellStart"/>
+      <w:proofErr w:type="gramStart"/>
+      <w:r>
+        <w:t>Icons.Material.TwoTone.AttachMoney</w:t>
+      </w:r>
+      <w:proofErr w:type="spellEnd"/>
+      <w:proofErr w:type="gramEnd"/>
+      <w:r>
+        <w:t>"</w:t>
+      </w:r>
+    </w:p>
+    <w:p>
+      <w:pPr>
+        <w:spacing w:after="0"/>
+      </w:pPr>
+      <w:r>
+        <w:t xml:space="preserve">                          </w:t>
+      </w:r>
+      <w:r>
+        <w:rPr>
+          <w:b/>
+          <w:bCs/>
+        </w:rPr>
+        <w:t>Class</w:t>
+      </w:r>
+      <w:r>
+        <w:t>="</w:t>
+      </w:r>
+      <w:proofErr w:type="spellStart"/>
+      <w:r>
+        <w:t>navMenu</w:t>
+      </w:r>
+      <w:proofErr w:type="spellEnd"/>
+      <w:r>
+        <w:t>"</w:t>
+      </w:r>
+    </w:p>
+    <w:p>
+      <w:pPr>
+        <w:spacing w:after="0"/>
+      </w:pPr>
+      <w:r>
+        <w:t xml:space="preserve">                          </w:t>
+      </w:r>
+      <w:r>
+        <w:rPr>
+          <w:b/>
+          <w:bCs/>
+        </w:rPr>
+        <w:t>Label</w:t>
+      </w:r>
+      <w:r>
+        <w:t>="Compensation &amp; Benefits" /&gt;</w:t>
+      </w:r>
+    </w:p>
+    <w:p>
+      <w:pPr>
+        <w:spacing w:after="0"/>
+      </w:pPr>
+      <w:r>
+        <w:t xml:space="preserve">             &lt;</w:t>
+      </w:r>
+      <w:proofErr w:type="spellStart"/>
+      <w:r>
+        <w:rPr>
+          <w:b/>
+          <w:bCs/>
+        </w:rPr>
+        <w:t>MudMenuItem</w:t>
+      </w:r>
+      <w:proofErr w:type="spellEnd"/>
+      <w:r>
+        <w:t xml:space="preserve"> </w:t>
+      </w:r>
+      <w:proofErr w:type="spellStart"/>
+      <w:r>
+        <w:rPr>
+          <w:b/>
+          <w:bCs/>
+        </w:rPr>
+        <w:t>Href</w:t>
+      </w:r>
+      <w:proofErr w:type="spellEnd"/>
+      <w:r>
+        <w:t>="/"</w:t>
+      </w:r>
+    </w:p>
+    <w:p>
+      <w:pPr>
+        <w:spacing w:after="0"/>
+      </w:pPr>
+      <w:r>
+        <w:t xml:space="preserve">                          </w:t>
+      </w:r>
+      <w:proofErr w:type="spellStart"/>
+      <w:r>
+        <w:rPr>
+          <w:b/>
+          <w:bCs/>
+        </w:rPr>
+        <w:t>ForceLoad</w:t>
+      </w:r>
+      <w:proofErr w:type="spellEnd"/>
+    </w:p>
+    <w:p>
+      <w:pPr>
+        <w:spacing w:after="0"/>
+      </w:pPr>
+      <w:r>
+        <w:t xml:space="preserve">                          </w:t>
+      </w:r>
+      <w:r>
+        <w:rPr>
+          <w:b/>
+          <w:bCs/>
+        </w:rPr>
+        <w:t>Icon</w:t>
+      </w:r>
+      <w:r>
+        <w:t>="@</w:t>
+      </w:r>
+      <w:proofErr w:type="spellStart"/>
+      <w:proofErr w:type="gramStart"/>
+      <w:r>
+        <w:t>Icons.Material.TwoTone.People</w:t>
+      </w:r>
+      <w:proofErr w:type="spellEnd"/>
+      <w:proofErr w:type="gramEnd"/>
+      <w:r>
+        <w:t>"</w:t>
+      </w:r>
+    </w:p>
+    <w:p>
+      <w:pPr>
+        <w:spacing w:after="0"/>
+      </w:pPr>
+      <w:r>
+        <w:t xml:space="preserve">                          </w:t>
+      </w:r>
+      <w:r>
+        <w:rPr>
+          <w:b/>
+          <w:bCs/>
+        </w:rPr>
+        <w:t>Class</w:t>
+      </w:r>
+      <w:r>
+        <w:t>="</w:t>
+      </w:r>
+      <w:proofErr w:type="spellStart"/>
+      <w:r>
+        <w:t>navMenu</w:t>
+      </w:r>
+      <w:proofErr w:type="spellEnd"/>
+      <w:r>
+        <w:t>"</w:t>
+      </w:r>
+    </w:p>
+    <w:p>
+      <w:pPr>
+        <w:spacing w:after="0"/>
+      </w:pPr>
+      <w:r>
+        <w:t xml:space="preserve">                          </w:t>
+      </w:r>
+      <w:r>
+        <w:rPr>
+          <w:b/>
+          <w:bCs/>
+        </w:rPr>
+        <w:t>Label</w:t>
+      </w:r>
+      <w:r>
+        <w:t xml:space="preserve">="Recruitment &amp; </w:t>
+      </w:r>
+      <w:proofErr w:type="gramStart"/>
+      <w:r>
+        <w:t>On-boarding</w:t>
+      </w:r>
+      <w:proofErr w:type="gramEnd"/>
+      <w:r>
+        <w:t>" /&gt;</w:t>
+      </w:r>
+    </w:p>
+    <w:p>
+      <w:pPr>
+        <w:spacing w:after="0"/>
+      </w:pPr>
+      <w:r>
+        <w:t xml:space="preserve">             &lt;</w:t>
+      </w:r>
+      <w:proofErr w:type="spellStart"/>
+      <w:r>
+        <w:rPr>
+          <w:b/>
+          <w:bCs/>
+        </w:rPr>
+        <w:t>MudMenuItem</w:t>
+      </w:r>
+      <w:proofErr w:type="spellEnd"/>
+      <w:r>
+        <w:t xml:space="preserve"> </w:t>
+      </w:r>
+      <w:proofErr w:type="spellStart"/>
+      <w:r>
+        <w:rPr>
+          <w:b/>
+          <w:bCs/>
+        </w:rPr>
+        <w:t>Href</w:t>
+      </w:r>
+      <w:proofErr w:type="spellEnd"/>
+      <w:r>
+        <w:t>="/"</w:t>
+      </w:r>
+    </w:p>
+    <w:p>
+      <w:pPr>
+        <w:spacing w:after="0"/>
+      </w:pPr>
+      <w:r>
+        <w:t xml:space="preserve">                          </w:t>
+      </w:r>
+      <w:proofErr w:type="spellStart"/>
+      <w:r>
+        <w:rPr>
+          <w:b/>
+          <w:bCs/>
+        </w:rPr>
+        <w:t>ForceLoad</w:t>
+      </w:r>
+      <w:proofErr w:type="spellEnd"/>
+    </w:p>
+    <w:p>
+      <w:pPr>
+        <w:spacing w:after="0"/>
+      </w:pPr>
+      <w:r>
+        <w:lastRenderedPageBreak/>
+        <w:t xml:space="preserve">                          </w:t>
+      </w:r>
+      <w:r>
+        <w:rPr>
+          <w:b/>
+          <w:bCs/>
+        </w:rPr>
+        <w:t>Icon</w:t>
+      </w:r>
+      <w:r>
+        <w:t>="@</w:t>
+      </w:r>
+      <w:proofErr w:type="spellStart"/>
+      <w:proofErr w:type="gramStart"/>
+      <w:r>
+        <w:t>Icons.Material.TwoTone.CalendarMonth</w:t>
+      </w:r>
+      <w:proofErr w:type="spellEnd"/>
+      <w:proofErr w:type="gramEnd"/>
+      <w:r>
+        <w:t>"</w:t>
+      </w:r>
+    </w:p>
+    <w:p>
+      <w:pPr>
+        <w:spacing w:after="0"/>
+      </w:pPr>
+      <w:r>
+        <w:t xml:space="preserve">                          </w:t>
+      </w:r>
+      <w:r>
+        <w:rPr>
+          <w:b/>
+          <w:bCs/>
+        </w:rPr>
+        <w:t>Class</w:t>
+      </w:r>
+      <w:r>
+        <w:t>="</w:t>
+      </w:r>
+      <w:proofErr w:type="spellStart"/>
+      <w:r>
+        <w:t>navMenu</w:t>
+      </w:r>
+      <w:proofErr w:type="spellEnd"/>
+      <w:r>
+        <w:t>"</w:t>
+      </w:r>
+    </w:p>
+    <w:p>
+      <w:pPr>
+        <w:spacing w:after="0"/>
+      </w:pPr>
+      <w:r>
+        <w:t xml:space="preserve">                          </w:t>
+      </w:r>
+      <w:r>
+        <w:rPr>
+          <w:b/>
+          <w:bCs/>
+        </w:rPr>
+        <w:t>Label</w:t>
+      </w:r>
+      <w:r>
+        <w:t>="Time &amp; Attendance" /&gt;</w:t>
+      </w:r>
+    </w:p>
+    <w:p>
+      <w:pPr>
+        <w:spacing w:after="0"/>
+      </w:pPr>
+      <w:r>
+        <w:t xml:space="preserve">             &lt;</w:t>
+      </w:r>
+      <w:proofErr w:type="spellStart"/>
+      <w:r>
+        <w:rPr>
+          <w:b/>
+          <w:bCs/>
+        </w:rPr>
+        <w:t>MudMenuItem</w:t>
+      </w:r>
+      <w:proofErr w:type="spellEnd"/>
+      <w:r>
+        <w:t xml:space="preserve"> </w:t>
+      </w:r>
+      <w:proofErr w:type="spellStart"/>
+      <w:r>
+        <w:rPr>
+          <w:b/>
+          <w:bCs/>
+        </w:rPr>
+        <w:t>Href</w:t>
+      </w:r>
+      <w:proofErr w:type="spellEnd"/>
+      <w:r>
+        <w:t>="/"</w:t>
+      </w:r>
+    </w:p>
+    <w:p>
+      <w:pPr>
+        <w:spacing w:after="0"/>
+      </w:pPr>
+      <w:r>
+        <w:t xml:space="preserve">                          </w:t>
+      </w:r>
+      <w:proofErr w:type="spellStart"/>
+      <w:r>
+        <w:rPr>
+          <w:b/>
+          <w:bCs/>
+        </w:rPr>
+        <w:t>ForceLoad</w:t>
+      </w:r>
+      <w:proofErr w:type="spellEnd"/>
+    </w:p>
+    <w:p>
+      <w:pPr>
+        <w:spacing w:after="0"/>
+      </w:pPr>
+      <w:r>
+        <w:t xml:space="preserve">                          </w:t>
+      </w:r>
+      <w:r>
+        <w:rPr>
+          <w:b/>
+          <w:bCs/>
+        </w:rPr>
+        <w:t>Icon</w:t>
+      </w:r>
+      <w:r>
+        <w:t>="@</w:t>
+      </w:r>
+      <w:proofErr w:type="spellStart"/>
+      <w:proofErr w:type="gramStart"/>
+      <w:r>
+        <w:t>Icons.Material.TwoTone.AirplaneTicket</w:t>
+      </w:r>
+      <w:proofErr w:type="spellEnd"/>
+      <w:proofErr w:type="gramEnd"/>
+      <w:r>
+        <w:t>"</w:t>
+      </w:r>
+    </w:p>
+    <w:p>
+      <w:pPr>
+        <w:spacing w:after="0"/>
+      </w:pPr>
+      <w:r>
+        <w:t xml:space="preserve">                          </w:t>
+      </w:r>
+      <w:r>
+        <w:rPr>
+          <w:b/>
+          <w:bCs/>
+        </w:rPr>
+        <w:t>Class</w:t>
+      </w:r>
+      <w:r>
+        <w:t>="</w:t>
+      </w:r>
+      <w:proofErr w:type="spellStart"/>
+      <w:r>
+        <w:t>navMenu</w:t>
+      </w:r>
+      <w:proofErr w:type="spellEnd"/>
+      <w:r>
+        <w:t>"</w:t>
+      </w:r>
+    </w:p>
+    <w:p>
+      <w:pPr>
+        <w:spacing w:after="0"/>
+      </w:pPr>
+      <w:r>
+        <w:t xml:space="preserve">                          </w:t>
+      </w:r>
+      <w:r>
+        <w:rPr>
+          <w:b/>
+          <w:bCs/>
+        </w:rPr>
+        <w:t>Label</w:t>
+      </w:r>
+      <w:r>
+        <w:t>="Travel &amp; Expense" /&gt;</w:t>
+      </w:r>
+    </w:p>
+    <w:p>
+      <w:pPr>
+        <w:spacing w:after="0"/>
+      </w:pPr>
+      <w:r>
+        <w:t xml:space="preserve">             &lt;</w:t>
+      </w:r>
+      <w:proofErr w:type="spellStart"/>
+      <w:r>
+        <w:rPr>
+          <w:b/>
+          <w:bCs/>
+        </w:rPr>
+        <w:t>MudMenuItem</w:t>
+      </w:r>
+      <w:proofErr w:type="spellEnd"/>
+      <w:r>
+        <w:t xml:space="preserve"> </w:t>
+      </w:r>
+      <w:proofErr w:type="spellStart"/>
+      <w:r>
+        <w:rPr>
+          <w:b/>
+          <w:bCs/>
+        </w:rPr>
+        <w:t>Href</w:t>
+      </w:r>
+      <w:proofErr w:type="spellEnd"/>
+      <w:r>
+        <w:t>="/"</w:t>
+      </w:r>
+    </w:p>
+    <w:p>
+      <w:pPr>
+        <w:spacing w:after="0"/>
+      </w:pPr>
+      <w:r>
+        <w:t xml:space="preserve">                          </w:t>
+      </w:r>
+      <w:proofErr w:type="spellStart"/>
+      <w:r>
+        <w:rPr>
+          <w:b/>
+          <w:bCs/>
+        </w:rPr>
+        <w:t>ForceLoad</w:t>
+      </w:r>
+      <w:proofErr w:type="spellEnd"/>
+    </w:p>
+    <w:p>
+      <w:pPr>
+        <w:spacing w:after="0"/>
+      </w:pPr>
+      <w:r>
+        <w:t xml:space="preserve">                          </w:t>
+      </w:r>
+      <w:r>
+        <w:rPr>
+          <w:b/>
+          <w:bCs/>
+        </w:rPr>
+        <w:t>Icon</w:t>
+      </w:r>
+      <w:r>
+        <w:t>="@</w:t>
+      </w:r>
+      <w:proofErr w:type="spellStart"/>
+      <w:proofErr w:type="gramStart"/>
+      <w:r>
+        <w:t>Icons.Custom.Brands.Calculator</w:t>
+      </w:r>
+      <w:proofErr w:type="spellEnd"/>
+      <w:proofErr w:type="gramEnd"/>
+      <w:r>
+        <w:t>"</w:t>
+      </w:r>
+    </w:p>
+    <w:p>
+      <w:pPr>
+        <w:spacing w:after="0"/>
+      </w:pPr>
+      <w:r>
+        <w:t xml:space="preserve">                          </w:t>
+      </w:r>
+      <w:r>
+        <w:rPr>
+          <w:b/>
+          <w:bCs/>
+        </w:rPr>
+        <w:t>Class</w:t>
+      </w:r>
+      <w:r>
+        <w:t>="</w:t>
+      </w:r>
+      <w:proofErr w:type="spellStart"/>
+      <w:r>
+        <w:t>navMenu</w:t>
+      </w:r>
+      <w:proofErr w:type="spellEnd"/>
+      <w:r>
+        <w:t>"</w:t>
+      </w:r>
+    </w:p>
+    <w:p>
+      <w:pPr>
+        <w:spacing w:after="0"/>
+      </w:pPr>
+      <w:r>
+        <w:t xml:space="preserve">                          </w:t>
+      </w:r>
+      <w:r>
+        <w:rPr>
+          <w:b/>
+          <w:bCs/>
+        </w:rPr>
+        <w:t>Label</w:t>
+      </w:r>
+      <w:r>
+        <w:t>="Payroll &amp; Compliance" /&gt;</w:t>
+      </w:r>
+    </w:p>
+    <w:p>
+      <w:pPr>
+        <w:spacing w:after="0"/>
+      </w:pPr>
+      <w:r>
+        <w:t xml:space="preserve">             &lt;</w:t>
+      </w:r>
+      <w:proofErr w:type="spellStart"/>
+      <w:r>
+        <w:rPr>
+          <w:b/>
+          <w:bCs/>
+        </w:rPr>
+        <w:t>MudMenuItem</w:t>
+      </w:r>
+      <w:proofErr w:type="spellEnd"/>
+      <w:r>
+        <w:t xml:space="preserve"> </w:t>
+      </w:r>
+      <w:proofErr w:type="spellStart"/>
+      <w:r>
+        <w:rPr>
+          <w:b/>
+          <w:bCs/>
+        </w:rPr>
+        <w:t>Href</w:t>
+      </w:r>
+      <w:proofErr w:type="spellEnd"/>
+      <w:r>
+        <w:t>="/"</w:t>
+      </w:r>
+    </w:p>
+    <w:p>
+      <w:pPr>
+        <w:spacing w:after="0"/>
+      </w:pPr>
+      <w:r>
+        <w:t xml:space="preserve">                          </w:t>
+      </w:r>
+      <w:proofErr w:type="spellStart"/>
+      <w:r>
+        <w:rPr>
+          <w:b/>
+          <w:bCs/>
+        </w:rPr>
+        <w:t>ForceLoad</w:t>
+      </w:r>
+      <w:proofErr w:type="spellEnd"/>
+    </w:p>
+    <w:p>
+      <w:pPr>
+        <w:spacing w:after="0"/>
+      </w:pPr>
+      <w:r>
+        <w:t xml:space="preserve">                          </w:t>
+      </w:r>
+      <w:r>
+        <w:rPr>
+          <w:b/>
+          <w:bCs/>
+        </w:rPr>
+        <w:t>Icon</w:t>
+      </w:r>
+      <w:r>
+        <w:t>="@</w:t>
+      </w:r>
+      <w:proofErr w:type="spellStart"/>
+      <w:proofErr w:type="gramStart"/>
+      <w:r>
+        <w:t>Icons.Material.TwoTone.ManageAccounts</w:t>
+      </w:r>
+      <w:proofErr w:type="spellEnd"/>
+      <w:proofErr w:type="gramEnd"/>
+      <w:r>
+        <w:t>"</w:t>
+      </w:r>
+    </w:p>
+    <w:p>
+      <w:pPr>
+        <w:spacing w:after="0"/>
+      </w:pPr>
+      <w:r>
+        <w:t xml:space="preserve">                          </w:t>
+      </w:r>
+      <w:r>
+        <w:rPr>
+          <w:b/>
+          <w:bCs/>
+        </w:rPr>
+        <w:t>Class</w:t>
+      </w:r>
+      <w:r>
+        <w:t>="</w:t>
+      </w:r>
+      <w:proofErr w:type="spellStart"/>
+      <w:r>
+        <w:t>navMenu</w:t>
+      </w:r>
+      <w:proofErr w:type="spellEnd"/>
+      <w:r>
+        <w:t>"</w:t>
+      </w:r>
+    </w:p>
+    <w:p>
+      <w:pPr>
+        <w:spacing w:after="0"/>
+      </w:pPr>
+      <w:r>
+        <w:t xml:space="preserve">                          </w:t>
+      </w:r>
+      <w:r>
+        <w:rPr>
+          <w:b/>
+          <w:bCs/>
+        </w:rPr>
+        <w:t>Label</w:t>
+      </w:r>
+      <w:r>
+        <w:t>="Performance Management" /&gt;</w:t>
+      </w:r>
+    </w:p>
+    <w:p>
+      <w:pPr>
+        <w:spacing w:after="0"/>
+      </w:pPr>
+      <w:r>
+        <w:t xml:space="preserve">             &lt;</w:t>
+      </w:r>
+      <w:proofErr w:type="spellStart"/>
+      <w:r>
+        <w:rPr>
+          <w:b/>
+          <w:bCs/>
+        </w:rPr>
+        <w:t>MudMenuItem</w:t>
+      </w:r>
+      <w:proofErr w:type="spellEnd"/>
+      <w:r>
+        <w:t xml:space="preserve"> </w:t>
+      </w:r>
+      <w:proofErr w:type="spellStart"/>
+      <w:r>
+        <w:rPr>
+          <w:b/>
+          <w:bCs/>
+        </w:rPr>
+        <w:t>Href</w:t>
+      </w:r>
+      <w:proofErr w:type="spellEnd"/>
+      <w:r>
+        <w:t>="/"</w:t>
+      </w:r>
+    </w:p>
+    <w:p>
+      <w:pPr>
+        <w:spacing w:after="0"/>
+      </w:pPr>
+      <w:r>
+        <w:t xml:space="preserve">                          </w:t>
+      </w:r>
+      <w:proofErr w:type="spellStart"/>
+      <w:r>
+        <w:rPr>
+          <w:b/>
+          <w:bCs/>
+        </w:rPr>
+        <w:t>ForceLoad</w:t>
+      </w:r>
+      <w:proofErr w:type="spellEnd"/>
+    </w:p>
+    <w:p>
+      <w:pPr>
+        <w:spacing w:after="0"/>
+      </w:pPr>
+      <w:r>
+        <w:t xml:space="preserve">                          </w:t>
+      </w:r>
+      <w:r>
+        <w:rPr>
+          <w:b/>
+          <w:bCs/>
+        </w:rPr>
+        <w:t>Icon</w:t>
+      </w:r>
+      <w:r>
+        <w:t>="@</w:t>
+      </w:r>
+      <w:proofErr w:type="spellStart"/>
+      <w:proofErr w:type="gramStart"/>
+      <w:r>
+        <w:t>Icons.Material.TwoTone.PersonAddAlt</w:t>
+      </w:r>
+      <w:proofErr w:type="spellEnd"/>
+      <w:proofErr w:type="gramEnd"/>
+      <w:r>
+        <w:t>"</w:t>
+      </w:r>
+    </w:p>
+    <w:p>
+      <w:pPr>
+        <w:spacing w:after="0"/>
+      </w:pPr>
+      <w:r>
+        <w:t xml:space="preserve">                          </w:t>
+      </w:r>
+      <w:r>
+        <w:rPr>
+          <w:b/>
+          <w:bCs/>
+        </w:rPr>
+        <w:t>Class</w:t>
+      </w:r>
+      <w:r>
+        <w:t>="</w:t>
+      </w:r>
+      <w:proofErr w:type="spellStart"/>
+      <w:r>
+        <w:t>navMenu</w:t>
+      </w:r>
+      <w:proofErr w:type="spellEnd"/>
+      <w:r>
+        <w:t>"</w:t>
+      </w:r>
+    </w:p>
+    <w:p>
+      <w:pPr>
+        <w:spacing w:after="0"/>
+      </w:pPr>
+      <w:r>
+        <w:t xml:space="preserve">                          </w:t>
+      </w:r>
+      <w:r>
+        <w:rPr>
+          <w:b/>
+          <w:bCs/>
+        </w:rPr>
+        <w:t>Label</w:t>
+      </w:r>
+      <w:r>
+        <w:t>="Employee Creation" /&gt;</w:t>
+      </w:r>
+    </w:p>
+    <w:p>
+      <w:pPr>
+        <w:spacing w:after="0"/>
+      </w:pPr>
+      <w:r>
+        <w:t xml:space="preserve">             &lt;</w:t>
+      </w:r>
+      <w:proofErr w:type="spellStart"/>
+      <w:r>
+        <w:rPr>
+          <w:b/>
+          <w:bCs/>
+        </w:rPr>
+        <w:t>MudMenuItem</w:t>
+      </w:r>
+      <w:proofErr w:type="spellEnd"/>
+      <w:r>
+        <w:t xml:space="preserve"> </w:t>
+      </w:r>
+      <w:proofErr w:type="spellStart"/>
+      <w:r>
+        <w:rPr>
+          <w:b/>
+          <w:bCs/>
+        </w:rPr>
+        <w:t>Href</w:t>
+      </w:r>
+      <w:proofErr w:type="spellEnd"/>
+      <w:r>
+        <w:t>="/"</w:t>
+      </w:r>
+    </w:p>
+    <w:p>
+      <w:pPr>
+        <w:spacing w:after="0"/>
+      </w:pPr>
+      <w:r>
+        <w:t xml:space="preserve">                          </w:t>
+      </w:r>
+      <w:proofErr w:type="spellStart"/>
+      <w:r>
+        <w:rPr>
+          <w:b/>
+          <w:bCs/>
+        </w:rPr>
+        <w:t>ForceLoad</w:t>
+      </w:r>
+      <w:proofErr w:type="spellEnd"/>
+    </w:p>
+    <w:p>
+      <w:pPr>
+        <w:spacing w:after="0"/>
+      </w:pPr>
+      <w:r>
+        <w:t xml:space="preserve">                          </w:t>
+      </w:r>
+      <w:r>
+        <w:rPr>
+          <w:b/>
+          <w:bCs/>
+        </w:rPr>
+        <w:t>Icon</w:t>
+      </w:r>
+      <w:r>
+        <w:t>="@</w:t>
+      </w:r>
+      <w:proofErr w:type="spellStart"/>
+      <w:proofErr w:type="gramStart"/>
+      <w:r>
+        <w:t>Icons.Material.Filled.NaturePeople</w:t>
+      </w:r>
+      <w:proofErr w:type="spellEnd"/>
+      <w:proofErr w:type="gramEnd"/>
+      <w:r>
+        <w:t>"</w:t>
+      </w:r>
+    </w:p>
+    <w:p>
+      <w:pPr>
+        <w:spacing w:after="0"/>
+      </w:pPr>
+      <w:r>
+        <w:t xml:space="preserve">                          </w:t>
+      </w:r>
+      <w:r>
+        <w:rPr>
+          <w:b/>
+          <w:bCs/>
+        </w:rPr>
+        <w:t>Class</w:t>
+      </w:r>
+      <w:r>
+        <w:t>="</w:t>
+      </w:r>
+      <w:proofErr w:type="spellStart"/>
+      <w:r>
+        <w:t>navMenu</w:t>
+      </w:r>
+      <w:proofErr w:type="spellEnd"/>
+      <w:r>
+        <w:t>"</w:t>
+      </w:r>
+    </w:p>
+    <w:p>
+      <w:pPr>
+        <w:spacing w:after="0"/>
+      </w:pPr>
+      <w:r>
+        <w:t xml:space="preserve">                          </w:t>
+      </w:r>
+      <w:r>
+        <w:rPr>
+          <w:b/>
+          <w:bCs/>
+        </w:rPr>
+        <w:t>Label</w:t>
+      </w:r>
+      <w:r>
+        <w:t>="Employee Life Cycle" /&gt;</w:t>
+      </w:r>
+    </w:p>
+    <w:p>
+      <w:pPr>
+        <w:spacing w:after="0"/>
+      </w:pPr>
+      <w:r>
+        <w:t xml:space="preserve">        &lt;/</w:t>
+      </w:r>
+      <w:proofErr w:type="spellStart"/>
+      <w:r>
+        <w:rPr>
+          <w:b/>
+          <w:bCs/>
+        </w:rPr>
+        <w:t>MudMenu</w:t>
+      </w:r>
+      <w:proofErr w:type="spellEnd"/>
+      <w:r>
+        <w:t>&gt;</w:t>
+      </w:r>
+    </w:p>
+    <w:p>
+      <w:pPr>
+        <w:spacing w:after="0"/>
+      </w:pPr>
+      <w:r>
+        <w:t xml:space="preserve">        &lt;</w:t>
+      </w:r>
+      <w:proofErr w:type="spellStart"/>
+      <w:r>
+        <w:rPr>
+          <w:b/>
+          <w:bCs/>
+        </w:rPr>
+        <w:t>MudIconButton</w:t>
+      </w:r>
+      <w:proofErr w:type="spellEnd"/>
+      <w:r>
+        <w:t xml:space="preserve"> </w:t>
+      </w:r>
+      <w:r>
+        <w:rPr>
+          <w:b/>
+          <w:bCs/>
+        </w:rPr>
+        <w:t>Icon</w:t>
+      </w:r>
+      <w:r>
+        <w:t>="@</w:t>
+      </w:r>
+      <w:proofErr w:type="spellStart"/>
+      <w:proofErr w:type="gramStart"/>
+      <w:r>
+        <w:t>Icons.Material.Filled.FavoriteBorder</w:t>
+      </w:r>
+      <w:proofErr w:type="spellEnd"/>
+      <w:proofErr w:type="gramEnd"/>
+      <w:r>
+        <w:t xml:space="preserve">" </w:t>
+      </w:r>
+      <w:proofErr w:type="spellStart"/>
+      <w:r>
+        <w:rPr>
+          <w:b/>
+          <w:bCs/>
+        </w:rPr>
+        <w:t>Color</w:t>
+      </w:r>
+      <w:proofErr w:type="spellEnd"/>
+      <w:r>
+        <w:t>="</w:t>
+      </w:r>
+      <w:proofErr w:type="spellStart"/>
+      <w:r>
+        <w:t>Color.Inherit</w:t>
+      </w:r>
+      <w:proofErr w:type="spellEnd"/>
+      <w:r>
+        <w:t xml:space="preserve">" </w:t>
+      </w:r>
+      <w:r>
+        <w:rPr>
+          <w:b/>
+          <w:bCs/>
+        </w:rPr>
+        <w:t>Edge</w:t>
+      </w:r>
+      <w:r>
+        <w:t>="</w:t>
+      </w:r>
+      <w:proofErr w:type="spellStart"/>
+      <w:r>
+        <w:t>Edge.End</w:t>
+      </w:r>
+      <w:proofErr w:type="spellEnd"/>
+      <w:r>
+        <w:t>" title="Frequently used links" /&gt;</w:t>
+      </w:r>
+    </w:p>
+    <w:p>
+      <w:pPr>
+        <w:spacing w:after="0"/>
+      </w:pPr>
+      <w:r>
+        <w:t xml:space="preserve">        &lt;</w:t>
+      </w:r>
+      <w:proofErr w:type="spellStart"/>
+      <w:r>
+        <w:rPr>
+          <w:b/>
+          <w:bCs/>
+        </w:rPr>
+        <w:t>MudIconButton</w:t>
+      </w:r>
+      <w:proofErr w:type="spellEnd"/>
+      <w:r>
+        <w:t xml:space="preserve"> </w:t>
+      </w:r>
+      <w:proofErr w:type="spellStart"/>
+      <w:r>
+        <w:rPr>
+          <w:b/>
+          <w:bCs/>
+        </w:rPr>
+        <w:t>Href</w:t>
+      </w:r>
+      <w:proofErr w:type="spellEnd"/>
+      <w:r>
+        <w:t>="/Workflow/</w:t>
+      </w:r>
+      <w:proofErr w:type="spellStart"/>
+      <w:r>
+        <w:t>ApprovalDashboard</w:t>
+      </w:r>
+      <w:proofErr w:type="spellEnd"/>
+      <w:r>
+        <w:t xml:space="preserve">" </w:t>
+      </w:r>
+      <w:r>
+        <w:rPr>
+          <w:b/>
+          <w:bCs/>
+        </w:rPr>
+        <w:t>Icon</w:t>
+      </w:r>
+      <w:r>
+        <w:t>="@</w:t>
+      </w:r>
+      <w:proofErr w:type="spellStart"/>
+      <w:proofErr w:type="gramStart"/>
+      <w:r>
+        <w:t>Icons.Material.Outlined.NotificationsActive</w:t>
+      </w:r>
+      <w:proofErr w:type="spellEnd"/>
+      <w:proofErr w:type="gramEnd"/>
+      <w:r>
+        <w:t xml:space="preserve">" </w:t>
+      </w:r>
+      <w:proofErr w:type="spellStart"/>
+      <w:r>
+        <w:rPr>
+          <w:b/>
+          <w:bCs/>
+        </w:rPr>
+        <w:t>Color</w:t>
+      </w:r>
+      <w:proofErr w:type="spellEnd"/>
+      <w:r>
+        <w:t>="</w:t>
+      </w:r>
+      <w:proofErr w:type="spellStart"/>
+      <w:r>
+        <w:t>Color.Inherit</w:t>
+      </w:r>
+      <w:proofErr w:type="spellEnd"/>
+      <w:r>
+        <w:t xml:space="preserve">" </w:t>
+      </w:r>
+      <w:r>
+        <w:rPr>
+          <w:b/>
+          <w:bCs/>
+        </w:rPr>
+        <w:t>Edge</w:t>
+      </w:r>
+      <w:r>
+        <w:t>="</w:t>
+      </w:r>
+      <w:proofErr w:type="spellStart"/>
+      <w:r>
+        <w:t>Edge.End</w:t>
+      </w:r>
+      <w:proofErr w:type="spellEnd"/>
+      <w:r>
+        <w:t>" title="Notifications" /&gt;</w:t>
+      </w:r>
+    </w:p>
+    <w:p>
+      <w:pPr>
+        <w:spacing w:after="0"/>
+      </w:pPr>
+      <w:r>
+        <w:t xml:space="preserve">        &lt;</w:t>
+      </w:r>
+      <w:proofErr w:type="spellStart"/>
+      <w:r>
+        <w:rPr>
+          <w:b/>
+          <w:bCs/>
+        </w:rPr>
+        <w:t>MudIconButton</w:t>
+      </w:r>
+      <w:proofErr w:type="spellEnd"/>
+      <w:r>
+        <w:t xml:space="preserve"> </w:t>
+      </w:r>
+      <w:r>
+        <w:rPr>
+          <w:b/>
+          <w:bCs/>
+        </w:rPr>
+        <w:t>Icon</w:t>
+      </w:r>
+      <w:r>
+        <w:t>="@</w:t>
+      </w:r>
+      <w:proofErr w:type="spellStart"/>
+      <w:proofErr w:type="gramStart"/>
+      <w:r>
+        <w:t>Icons.Material.Filled.SupervisedUserCircle</w:t>
+      </w:r>
+      <w:proofErr w:type="spellEnd"/>
+      <w:proofErr w:type="gramEnd"/>
+      <w:r>
+        <w:t xml:space="preserve">" </w:t>
+      </w:r>
+      <w:proofErr w:type="spellStart"/>
+      <w:r>
+        <w:rPr>
+          <w:b/>
+          <w:bCs/>
+        </w:rPr>
+        <w:t>Color</w:t>
+      </w:r>
+      <w:proofErr w:type="spellEnd"/>
+      <w:r>
+        <w:t>="</w:t>
+      </w:r>
+      <w:proofErr w:type="spellStart"/>
+      <w:r>
+        <w:t>Color.Inherit</w:t>
+      </w:r>
+      <w:proofErr w:type="spellEnd"/>
+      <w:r>
+        <w:t xml:space="preserve">" </w:t>
+      </w:r>
+      <w:r>
+        <w:rPr>
+          <w:b/>
+          <w:bCs/>
+        </w:rPr>
+        <w:t>Edge</w:t>
+      </w:r>
+      <w:r>
+        <w:t>="</w:t>
+      </w:r>
+      <w:proofErr w:type="spellStart"/>
+      <w:r>
+        <w:t>Edge.End</w:t>
+      </w:r>
+      <w:proofErr w:type="spellEnd"/>
+      <w:r>
+        <w:t>" title="User Profile" /&gt;</w:t>
+      </w:r>
+    </w:p>
+    <w:p>
+      <w:pPr>
+        <w:spacing w:after="0"/>
+      </w:pPr>
+      <w:r>
+        <w:t xml:space="preserve">        &lt;</w:t>
+      </w:r>
+      <w:proofErr w:type="spellStart"/>
+      <w:r>
+        <w:rPr>
+          <w:b/>
+          <w:bCs/>
+        </w:rPr>
+        <w:t>MudMenu</w:t>
+      </w:r>
+      <w:proofErr w:type="spellEnd"/>
+      <w:r>
+        <w:t xml:space="preserve"> </w:t>
+      </w:r>
+      <w:r>
+        <w:rPr>
+          <w:b/>
+          <w:bCs/>
+        </w:rPr>
+        <w:t>Dense</w:t>
+      </w:r>
+    </w:p>
+    <w:p>
+      <w:pPr>
+        <w:spacing w:after="0"/>
+      </w:pPr>
+      <w:r>
+        <w:t xml:space="preserve">                  </w:t>
+      </w:r>
+      <w:r>
+        <w:rPr>
+          <w:b/>
+          <w:bCs/>
+        </w:rPr>
+        <w:t>Variant</w:t>
+      </w:r>
+      <w:r>
+        <w:t>="</w:t>
+      </w:r>
+      <w:proofErr w:type="spellStart"/>
+      <w:r>
+        <w:t>Variant.Text</w:t>
+      </w:r>
+      <w:proofErr w:type="spellEnd"/>
+      <w:r>
+        <w:t>"</w:t>
+      </w:r>
+    </w:p>
+    <w:p>
+      <w:pPr>
+        <w:spacing w:after="0"/>
+      </w:pPr>
+      <w:r>
+        <w:t xml:space="preserve">                  </w:t>
+      </w:r>
+      <w:r>
+        <w:rPr>
+          <w:b/>
+          <w:bCs/>
+        </w:rPr>
+        <w:t>Size</w:t>
+      </w:r>
+      <w:r>
+        <w:t>="</w:t>
+      </w:r>
+      <w:proofErr w:type="spellStart"/>
+      <w:r>
+        <w:t>Size.Medium</w:t>
+      </w:r>
+      <w:proofErr w:type="spellEnd"/>
+      <w:r>
+        <w:t>"</w:t>
+      </w:r>
+    </w:p>
+    <w:p>
+      <w:pPr>
+        <w:spacing w:after="0"/>
+      </w:pPr>
+      <w:r>
+        <w:t xml:space="preserve">                  </w:t>
+      </w:r>
+      <w:proofErr w:type="spellStart"/>
+      <w:r>
+        <w:rPr>
+          <w:b/>
+          <w:bCs/>
+        </w:rPr>
+        <w:t>Color</w:t>
+      </w:r>
+      <w:proofErr w:type="spellEnd"/>
+      <w:r>
+        <w:t>="</w:t>
+      </w:r>
+      <w:proofErr w:type="spellStart"/>
+      <w:r>
+        <w:t>Color.Inherit</w:t>
+      </w:r>
+      <w:proofErr w:type="spellEnd"/>
+      <w:r>
+        <w:t>"</w:t>
+      </w:r>
+    </w:p>
+    <w:p>
+      <w:pPr>
+        <w:spacing w:after="0"/>
+      </w:pPr>
+      <w:r>
+        <w:t xml:space="preserve">                  </w:t>
+      </w:r>
+      <w:proofErr w:type="spellStart"/>
+      <w:r>
+        <w:rPr>
+          <w:b/>
+          <w:bCs/>
+        </w:rPr>
+        <w:t>AriaLabel</w:t>
+      </w:r>
+      <w:proofErr w:type="spellEnd"/>
+      <w:r>
+        <w:t>="Open user menu"</w:t>
+      </w:r>
+    </w:p>
+    <w:p>
+      <w:pPr>
+        <w:spacing w:after="0"/>
+      </w:pPr>
+      <w:r>
+        <w:t xml:space="preserve">                  </w:t>
+      </w:r>
+      <w:r>
+        <w:rPr>
+          <w:b/>
+          <w:bCs/>
+        </w:rPr>
+        <w:t>Icon</w:t>
+      </w:r>
+      <w:r>
+        <w:t>="@</w:t>
+      </w:r>
+      <w:proofErr w:type="spellStart"/>
+      <w:proofErr w:type="gramStart"/>
+      <w:r>
+        <w:t>Icons.Material.TwoTone.MoreVert</w:t>
+      </w:r>
+      <w:proofErr w:type="spellEnd"/>
+      <w:proofErr w:type="gramEnd"/>
+      <w:r>
+        <w:t>"&gt;</w:t>
+      </w:r>
+    </w:p>
+    <w:p>
+      <w:pPr>
+        <w:spacing w:after="0"/>
+      </w:pPr>
+    </w:p>
+    <w:p>
+      <w:pPr>
+        <w:spacing w:after="0"/>
+      </w:pPr>
+      <w:r>
+        <w:t xml:space="preserve">             @* &lt;</w:t>
+      </w:r>
+      <w:proofErr w:type="spellStart"/>
+      <w:r>
+        <w:t>MudMenu</w:t>
+      </w:r>
+      <w:proofErr w:type="spellEnd"/>
+      <w:r>
+        <w:t xml:space="preserve"> </w:t>
+      </w:r>
+      <w:proofErr w:type="spellStart"/>
+      <w:r>
+        <w:t>EndIcon</w:t>
+      </w:r>
+      <w:proofErr w:type="spellEnd"/>
+      <w:r>
+        <w:t>="@</w:t>
+      </w:r>
+      <w:proofErr w:type="spellStart"/>
+      <w:proofErr w:type="gramStart"/>
+      <w:r>
+        <w:t>Icons.Material.TwoTone.Settings</w:t>
+      </w:r>
+      <w:proofErr w:type="spellEnd"/>
+      <w:proofErr w:type="gramEnd"/>
+      <w:r>
+        <w:t>"</w:t>
+      </w:r>
+    </w:p>
+    <w:p>
+      <w:pPr>
+        <w:spacing w:after="0"/>
+      </w:pPr>
+      <w:r>
+        <w:t xml:space="preserve">                      Style="min-width: 200px; width: 250px;"</w:t>
+      </w:r>
+    </w:p>
+    <w:p>
+      <w:pPr>
+        <w:spacing w:after="0"/>
+      </w:pPr>
+      <w:r>
+        <w:t xml:space="preserve">                      Class="</w:t>
+      </w:r>
+      <w:proofErr w:type="spellStart"/>
+      <w:r>
+        <w:t>navMenu</w:t>
+      </w:r>
+      <w:proofErr w:type="spellEnd"/>
+      <w:r>
+        <w:t xml:space="preserve">" </w:t>
+      </w:r>
+    </w:p>
+    <w:p>
+      <w:pPr>
+        <w:spacing w:after="0"/>
+      </w:pPr>
+      <w:r>
+        <w:t xml:space="preserve">                      Label="Settings"&gt; *@</w:t>
+      </w:r>
+    </w:p>
+    <w:p>
+      <w:pPr>
+        <w:spacing w:after="0"/>
+      </w:pPr>
+      <w:r>
+        <w:t xml:space="preserve">                 &lt;</w:t>
+      </w:r>
+      <w:proofErr w:type="spellStart"/>
+      <w:r>
+        <w:rPr>
+          <w:b/>
+          <w:bCs/>
+        </w:rPr>
+        <w:t>MudMenuItem</w:t>
+      </w:r>
+      <w:proofErr w:type="spellEnd"/>
+      <w:r>
+        <w:t xml:space="preserve"> </w:t>
+      </w:r>
+      <w:proofErr w:type="spellStart"/>
+      <w:r>
+        <w:rPr>
+          <w:b/>
+          <w:bCs/>
+        </w:rPr>
+        <w:t>Href</w:t>
+      </w:r>
+      <w:proofErr w:type="spellEnd"/>
+      <w:r>
+        <w:t>="/"</w:t>
+      </w:r>
+    </w:p>
+    <w:p>
+      <w:pPr>
+        <w:spacing w:after="0"/>
+      </w:pPr>
+      <w:r>
+        <w:lastRenderedPageBreak/>
+        <w:t xml:space="preserve">                              </w:t>
+      </w:r>
+      <w:proofErr w:type="spellStart"/>
+      <w:r>
+        <w:rPr>
+          <w:b/>
+          <w:bCs/>
+        </w:rPr>
+        <w:t>ForceLoad</w:t>
+      </w:r>
+      <w:proofErr w:type="spellEnd"/>
+    </w:p>
+    <w:p>
+      <w:pPr>
+        <w:spacing w:after="0"/>
+      </w:pPr>
+      <w:r>
+        <w:t xml:space="preserve">                              </w:t>
+      </w:r>
+      <w:r>
+        <w:rPr>
+          <w:b/>
+          <w:bCs/>
+        </w:rPr>
+        <w:t>Icon</w:t>
+      </w:r>
+      <w:r>
+        <w:t>="@</w:t>
+      </w:r>
+      <w:proofErr w:type="spellStart"/>
+      <w:proofErr w:type="gramStart"/>
+      <w:r>
+        <w:t>Icons.Material.TwoTone.People</w:t>
+      </w:r>
+      <w:proofErr w:type="spellEnd"/>
+      <w:proofErr w:type="gramEnd"/>
+      <w:r>
+        <w:t>"</w:t>
+      </w:r>
+    </w:p>
+    <w:p>
+      <w:pPr>
+        <w:spacing w:after="0"/>
+      </w:pPr>
+      <w:r>
+        <w:t xml:space="preserve">                              </w:t>
+      </w:r>
+      <w:r>
+        <w:rPr>
+          <w:b/>
+          <w:bCs/>
+        </w:rPr>
+        <w:t>Class</w:t>
+      </w:r>
+      <w:r>
+        <w:t>="</w:t>
+      </w:r>
+      <w:proofErr w:type="spellStart"/>
+      <w:r>
+        <w:t>navMenu</w:t>
+      </w:r>
+      <w:proofErr w:type="spellEnd"/>
+      <w:r>
+        <w:t>"</w:t>
+      </w:r>
+    </w:p>
+    <w:p>
+      <w:pPr>
+        <w:spacing w:after="0"/>
+      </w:pPr>
+      <w:r>
+        <w:t xml:space="preserve">                              </w:t>
+      </w:r>
+      <w:r>
+        <w:rPr>
+          <w:b/>
+          <w:bCs/>
+        </w:rPr>
+        <w:t>Label</w:t>
+      </w:r>
+      <w:r>
+        <w:t>="Users" /&gt;</w:t>
+      </w:r>
+    </w:p>
+    <w:p>
+      <w:pPr>
+        <w:spacing w:after="0"/>
+      </w:pPr>
+      <w:r>
+        <w:t xml:space="preserve">                 &lt;</w:t>
+      </w:r>
+      <w:proofErr w:type="spellStart"/>
+      <w:r>
+        <w:rPr>
+          <w:b/>
+          <w:bCs/>
+        </w:rPr>
+        <w:t>MudMenuItem</w:t>
+      </w:r>
+      <w:proofErr w:type="spellEnd"/>
+      <w:r>
+        <w:t xml:space="preserve"> </w:t>
+      </w:r>
+      <w:proofErr w:type="spellStart"/>
+      <w:r>
+        <w:rPr>
+          <w:b/>
+          <w:bCs/>
+        </w:rPr>
+        <w:t>Href</w:t>
+      </w:r>
+      <w:proofErr w:type="spellEnd"/>
+      <w:r>
+        <w:t>="/"</w:t>
+      </w:r>
+    </w:p>
+    <w:p>
+      <w:pPr>
+        <w:spacing w:after="0"/>
+      </w:pPr>
+      <w:r>
+        <w:t xml:space="preserve">                              </w:t>
+      </w:r>
+      <w:proofErr w:type="spellStart"/>
+      <w:r>
+        <w:rPr>
+          <w:b/>
+          <w:bCs/>
+        </w:rPr>
+        <w:t>ForceLoad</w:t>
+      </w:r>
+      <w:proofErr w:type="spellEnd"/>
+    </w:p>
+    <w:p>
+      <w:pPr>
+        <w:spacing w:after="0"/>
+      </w:pPr>
+      <w:r>
+        <w:t xml:space="preserve">                              </w:t>
+      </w:r>
+      <w:r>
+        <w:rPr>
+          <w:b/>
+          <w:bCs/>
+        </w:rPr>
+        <w:t>Icon</w:t>
+      </w:r>
+      <w:r>
+        <w:t>="@</w:t>
+      </w:r>
+      <w:proofErr w:type="spellStart"/>
+      <w:proofErr w:type="gramStart"/>
+      <w:r>
+        <w:t>Icons.Material.TwoTone.Security</w:t>
+      </w:r>
+      <w:proofErr w:type="spellEnd"/>
+      <w:proofErr w:type="gramEnd"/>
+      <w:r>
+        <w:t>"</w:t>
+      </w:r>
+    </w:p>
+    <w:p>
+      <w:pPr>
+        <w:spacing w:after="0"/>
+      </w:pPr>
+      <w:r>
+        <w:t xml:space="preserve">                              </w:t>
+      </w:r>
+      <w:proofErr w:type="spellStart"/>
+      <w:r>
+        <w:rPr>
+          <w:b/>
+          <w:bCs/>
+        </w:rPr>
+        <w:t>IconColor</w:t>
+      </w:r>
+      <w:proofErr w:type="spellEnd"/>
+      <w:r>
+        <w:t>="</w:t>
+      </w:r>
+      <w:proofErr w:type="spellStart"/>
+      <w:r>
+        <w:t>Color.Info</w:t>
+      </w:r>
+      <w:proofErr w:type="spellEnd"/>
+      <w:r>
+        <w:t>"</w:t>
+      </w:r>
+    </w:p>
+    <w:p>
+      <w:pPr>
+        <w:spacing w:after="0"/>
+      </w:pPr>
+      <w:r>
+        <w:t xml:space="preserve">                              </w:t>
+      </w:r>
+      <w:r>
+        <w:rPr>
+          <w:b/>
+          <w:bCs/>
+        </w:rPr>
+        <w:t>Label</w:t>
+      </w:r>
+      <w:r>
+        <w:t>="Security" /&gt;</w:t>
+      </w:r>
+    </w:p>
+    <w:p>
+      <w:pPr>
+        <w:spacing w:after="0"/>
+      </w:pPr>
+      <w:r>
+        <w:t xml:space="preserve">                 &lt;</w:t>
+      </w:r>
+      <w:proofErr w:type="spellStart"/>
+      <w:r>
+        <w:rPr>
+          <w:b/>
+          <w:bCs/>
+        </w:rPr>
+        <w:t>MudMenuItem</w:t>
+      </w:r>
+      <w:proofErr w:type="spellEnd"/>
+      <w:r>
+        <w:t xml:space="preserve"> </w:t>
+      </w:r>
+      <w:proofErr w:type="spellStart"/>
+      <w:r>
+        <w:rPr>
+          <w:b/>
+          <w:bCs/>
+        </w:rPr>
+        <w:t>ForceLoad</w:t>
+      </w:r>
+      <w:proofErr w:type="spellEnd"/>
+    </w:p>
+    <w:p>
+      <w:pPr>
+        <w:spacing w:after="0"/>
+      </w:pPr>
+      <w:r>
+        <w:t xml:space="preserve">                              </w:t>
+      </w:r>
+      <w:r>
+        <w:rPr>
+          <w:b/>
+          <w:bCs/>
+        </w:rPr>
+        <w:t>Icon</w:t>
+      </w:r>
+      <w:r>
+        <w:t>="@</w:t>
+      </w:r>
+      <w:proofErr w:type="spellStart"/>
+      <w:proofErr w:type="gramStart"/>
+      <w:r>
+        <w:t>Icons.Material.TwoTone.Logout</w:t>
+      </w:r>
+      <w:proofErr w:type="spellEnd"/>
+      <w:proofErr w:type="gramEnd"/>
+      <w:r>
+        <w:t>"</w:t>
+      </w:r>
+    </w:p>
+    <w:p>
+      <w:pPr>
+        <w:spacing w:after="0"/>
+      </w:pPr>
+      <w:r>
+        <w:t xml:space="preserve">                              </w:t>
+      </w:r>
+      <w:r>
+        <w:rPr>
+          <w:b/>
+          <w:bCs/>
+        </w:rPr>
+        <w:t>Class</w:t>
+      </w:r>
+      <w:r>
+        <w:t>="</w:t>
+      </w:r>
+      <w:proofErr w:type="spellStart"/>
+      <w:r>
+        <w:t>navMenu</w:t>
+      </w:r>
+      <w:proofErr w:type="spellEnd"/>
+      <w:r>
+        <w:t>"</w:t>
+      </w:r>
+    </w:p>
+    <w:p>
+      <w:pPr>
+        <w:spacing w:after="0"/>
+      </w:pPr>
+      <w:r>
+        <w:t xml:space="preserve">                              </w:t>
+      </w:r>
+      <w:r>
+        <w:rPr>
+          <w:b/>
+          <w:bCs/>
+        </w:rPr>
+        <w:t>Label</w:t>
+      </w:r>
+      <w:r>
+        <w:t>="Log Out"</w:t>
+      </w:r>
+    </w:p>
+    <w:p>
+      <w:pPr>
+        <w:spacing w:after="0"/>
+      </w:pPr>
+      <w:r>
+        <w:t xml:space="preserve">                              </w:t>
+      </w:r>
+      <w:proofErr w:type="spellStart"/>
+      <w:r>
+        <w:rPr>
+          <w:b/>
+          <w:bCs/>
+        </w:rPr>
+        <w:t>OnClick</w:t>
+      </w:r>
+      <w:proofErr w:type="spellEnd"/>
+      <w:r>
+        <w:t>="</w:t>
+      </w:r>
+      <w:proofErr w:type="spellStart"/>
+      <w:r>
+        <w:t>SignOut</w:t>
+      </w:r>
+      <w:proofErr w:type="spellEnd"/>
+      <w:r>
+        <w:t>" /&gt;</w:t>
+      </w:r>
+    </w:p>
+    <w:p>
+      <w:pPr>
+        <w:spacing w:after="0"/>
+      </w:pPr>
+      <w:r>
+        <w:t xml:space="preserve">            @</w:t>
+      </w:r>
+      <w:proofErr w:type="gramStart"/>
+      <w:r>
+        <w:t>*  &lt;</w:t>
+      </w:r>
+      <w:proofErr w:type="gramEnd"/>
+      <w:r>
+        <w:t>/</w:t>
+      </w:r>
+      <w:proofErr w:type="spellStart"/>
+      <w:r>
+        <w:t>MudMenu</w:t>
+      </w:r>
+      <w:proofErr w:type="spellEnd"/>
+      <w:r>
+        <w:t>&gt; *@</w:t>
+      </w:r>
+    </w:p>
+    <w:p>
+      <w:pPr>
+        <w:spacing w:after="0"/>
+      </w:pPr>
+      <w:r>
+        <w:t xml:space="preserve">         &lt;/</w:t>
+      </w:r>
+      <w:proofErr w:type="spellStart"/>
+      <w:r>
+        <w:rPr>
+          <w:b/>
+          <w:bCs/>
+        </w:rPr>
+        <w:t>MudMenu</w:t>
+      </w:r>
+      <w:proofErr w:type="spellEnd"/>
+      <w:r>
+        <w:t xml:space="preserve">&gt;         </w:t>
+      </w:r>
+    </w:p>
+    <w:p>
+      <w:pPr>
+        <w:spacing w:after="0"/>
+      </w:pPr>
+      <w:r>
+        <w:t xml:space="preserve">    &lt;/</w:t>
+      </w:r>
+      <w:proofErr w:type="spellStart"/>
+      <w:r>
+        <w:rPr>
+          <w:b/>
+          <w:bCs/>
+        </w:rPr>
+        <w:t>MudAppBar</w:t>
+      </w:r>
+      <w:proofErr w:type="spellEnd"/>
+      <w:r>
+        <w:t>&gt;</w:t>
+      </w:r>
+    </w:p>
+    <w:p>
+      <w:pPr>
+        <w:spacing w:after="0"/>
+      </w:pPr>
+      <w:r>
+        <w:t xml:space="preserve">     &lt;</w:t>
+      </w:r>
+      <w:proofErr w:type="spellStart"/>
+      <w:r>
+        <w:rPr>
+          <w:b/>
+          <w:bCs/>
+        </w:rPr>
+        <w:t>MudDrawer</w:t>
+      </w:r>
+      <w:proofErr w:type="spellEnd"/>
+      <w:r>
+        <w:t xml:space="preserve"> @bind-Open="@_drawerOpen" </w:t>
+      </w:r>
+      <w:r>
+        <w:rPr>
+          <w:b/>
+          <w:bCs/>
+        </w:rPr>
+        <w:t>Elevation</w:t>
+      </w:r>
+      <w:r>
+        <w:t xml:space="preserve">="0" </w:t>
+      </w:r>
+      <w:proofErr w:type="spellStart"/>
+      <w:r>
+        <w:rPr>
+          <w:b/>
+          <w:bCs/>
+        </w:rPr>
+        <w:t>ClipMode</w:t>
+      </w:r>
+      <w:proofErr w:type="spellEnd"/>
+      <w:r>
+        <w:t>="</w:t>
+      </w:r>
+      <w:proofErr w:type="spellStart"/>
+      <w:r>
+        <w:t>DrawerClipMode.Always</w:t>
+      </w:r>
+      <w:proofErr w:type="spellEnd"/>
+      <w:r>
+        <w:t xml:space="preserve">" </w:t>
+      </w:r>
+      <w:r>
+        <w:rPr>
+          <w:b/>
+          <w:bCs/>
+        </w:rPr>
+        <w:t>Variant</w:t>
+      </w:r>
+      <w:r>
+        <w:t>="</w:t>
+      </w:r>
+      <w:proofErr w:type="spellStart"/>
+      <w:r>
+        <w:t>DrawerVariant.Responsive</w:t>
+      </w:r>
+      <w:proofErr w:type="spellEnd"/>
+      <w:r>
+        <w:t xml:space="preserve">" </w:t>
+      </w:r>
+      <w:r>
+        <w:rPr>
+          <w:b/>
+          <w:bCs/>
+        </w:rPr>
+        <w:t>Width</w:t>
+      </w:r>
+      <w:r>
+        <w:t>="260px"</w:t>
+      </w:r>
+    </w:p>
+    <w:p>
+      <w:pPr>
+        <w:spacing w:after="0"/>
+      </w:pPr>
+      <w:r>
+        <w:t xml:space="preserve">        </w:t>
+      </w:r>
+      <w:proofErr w:type="spellStart"/>
+      <w:r>
+        <w:rPr>
+          <w:b/>
+          <w:bCs/>
+        </w:rPr>
+        <w:t>Color</w:t>
+      </w:r>
+      <w:proofErr w:type="spellEnd"/>
+      <w:r>
+        <w:t>="</w:t>
+      </w:r>
+      <w:proofErr w:type="spellStart"/>
+      <w:r>
+        <w:t>Color.Default</w:t>
+      </w:r>
+      <w:proofErr w:type="spellEnd"/>
+      <w:r>
+        <w:t xml:space="preserve">" </w:t>
+      </w:r>
+      <w:r>
+        <w:rPr>
+          <w:b/>
+          <w:bCs/>
+        </w:rPr>
+        <w:t>Class</w:t>
+      </w:r>
+      <w:r>
+        <w:t>="</w:t>
+      </w:r>
+      <w:proofErr w:type="gramStart"/>
+      <w:r>
+        <w:t>custom-drawer</w:t>
+      </w:r>
+      <w:proofErr w:type="gramEnd"/>
+      <w:r>
+        <w:t>"&gt;</w:t>
+      </w:r>
+    </w:p>
+    <w:p>
+      <w:pPr>
+        <w:spacing w:after="0"/>
+      </w:pPr>
+      <w:r>
+        <w:t xml:space="preserve">                @* Style="overflow-y: scroll; scrollbar-width: none;"&gt; *@   </w:t>
+      </w:r>
+    </w:p>
+    <w:p>
+      <w:pPr>
+        <w:spacing w:after="0"/>
+      </w:pPr>
+      <w:r>
+        <w:t xml:space="preserve">         &lt;</w:t>
+      </w:r>
+      <w:proofErr w:type="spellStart"/>
+      <w:r>
+        <w:rPr>
+          <w:b/>
+          <w:bCs/>
+        </w:rPr>
+        <w:t>MudDrawerHeader</w:t>
+      </w:r>
+      <w:proofErr w:type="spellEnd"/>
+      <w:r>
+        <w:t xml:space="preserve"> </w:t>
+      </w:r>
+      <w:r>
+        <w:rPr>
+          <w:b/>
+          <w:bCs/>
+        </w:rPr>
+        <w:t>Dense</w:t>
+      </w:r>
+      <w:r>
+        <w:t xml:space="preserve">="true"&gt;              </w:t>
+      </w:r>
+    </w:p>
+    <w:p>
+      <w:pPr>
+        <w:spacing w:after="0"/>
+      </w:pPr>
+      <w:r>
+        <w:t xml:space="preserve">             &lt;</w:t>
+      </w:r>
+      <w:proofErr w:type="spellStart"/>
+      <w:r>
+        <w:rPr>
+          <w:b/>
+          <w:bCs/>
+        </w:rPr>
+        <w:t>MudButtonGroup</w:t>
+      </w:r>
+      <w:proofErr w:type="spellEnd"/>
+      <w:r>
+        <w:t xml:space="preserve"> </w:t>
+      </w:r>
+      <w:proofErr w:type="spellStart"/>
+      <w:r>
+        <w:rPr>
+          <w:b/>
+          <w:bCs/>
+        </w:rPr>
+        <w:t>Color</w:t>
+      </w:r>
+      <w:proofErr w:type="spellEnd"/>
+      <w:r>
+        <w:t>="</w:t>
+      </w:r>
+      <w:proofErr w:type="spellStart"/>
+      <w:r>
+        <w:t>Color.Transparent</w:t>
+      </w:r>
+      <w:proofErr w:type="spellEnd"/>
+      <w:r>
+        <w:t xml:space="preserve">" </w:t>
+      </w:r>
+      <w:r>
+        <w:rPr>
+          <w:b/>
+          <w:bCs/>
+        </w:rPr>
+        <w:t>Variant</w:t>
+      </w:r>
+      <w:r>
+        <w:t>="</w:t>
+      </w:r>
+      <w:proofErr w:type="spellStart"/>
+      <w:r>
+        <w:t>Variant.Filled</w:t>
+      </w:r>
+      <w:proofErr w:type="spellEnd"/>
+      <w:r>
+        <w:t xml:space="preserve">" </w:t>
+      </w:r>
+      <w:r>
+        <w:rPr>
+          <w:b/>
+          <w:bCs/>
+        </w:rPr>
+        <w:t>Size</w:t>
+      </w:r>
+      <w:r>
+        <w:t>="</w:t>
+      </w:r>
+      <w:proofErr w:type="spellStart"/>
+      <w:r>
+        <w:t>Size.Small</w:t>
+      </w:r>
+      <w:proofErr w:type="spellEnd"/>
+      <w:r>
+        <w:t xml:space="preserve">" </w:t>
+      </w:r>
+      <w:r>
+        <w:rPr>
+          <w:b/>
+          <w:bCs/>
+        </w:rPr>
+        <w:t>Class</w:t>
+      </w:r>
+      <w:r>
+        <w:t>="p-0 m-0"&gt;</w:t>
+      </w:r>
+    </w:p>
+    <w:p>
+      <w:pPr>
+        <w:spacing w:after="0"/>
+      </w:pPr>
+      <w:r>
+        <w:t xml:space="preserve">                 &lt;</w:t>
+      </w:r>
+      <w:proofErr w:type="spellStart"/>
+      <w:r>
+        <w:rPr>
+          <w:b/>
+          <w:bCs/>
+        </w:rPr>
+        <w:t>MudIconButton</w:t>
+      </w:r>
+      <w:proofErr w:type="spellEnd"/>
+      <w:r>
+        <w:t xml:space="preserve"> </w:t>
+      </w:r>
+      <w:r>
+        <w:rPr>
+          <w:b/>
+          <w:bCs/>
+        </w:rPr>
+        <w:t>Icon</w:t>
+      </w:r>
+      <w:r>
+        <w:t>="@</w:t>
+      </w:r>
+      <w:proofErr w:type="spellStart"/>
+      <w:proofErr w:type="gramStart"/>
+      <w:r>
+        <w:t>Icons.Material.Filled.Home</w:t>
+      </w:r>
+      <w:proofErr w:type="spellEnd"/>
+      <w:proofErr w:type="gramEnd"/>
+      <w:r>
+        <w:t xml:space="preserve">" </w:t>
+      </w:r>
+      <w:proofErr w:type="spellStart"/>
+      <w:r>
+        <w:rPr>
+          <w:b/>
+          <w:bCs/>
+        </w:rPr>
+        <w:t>Color</w:t>
+      </w:r>
+      <w:proofErr w:type="spellEnd"/>
+      <w:r>
+        <w:t>="</w:t>
+      </w:r>
+      <w:proofErr w:type="spellStart"/>
+      <w:r>
+        <w:t>Color.Dark</w:t>
+      </w:r>
+      <w:proofErr w:type="spellEnd"/>
+      <w:r>
+        <w:t xml:space="preserve">" </w:t>
+      </w:r>
+      <w:r>
+        <w:rPr>
+          <w:b/>
+          <w:bCs/>
+        </w:rPr>
+        <w:t>Size</w:t>
+      </w:r>
+      <w:r>
+        <w:t>=</w:t>
+      </w:r>
+      <w:proofErr w:type="spellStart"/>
+      <w:r>
+        <w:t>Size.Small</w:t>
+      </w:r>
+      <w:proofErr w:type="spellEnd"/>
+      <w:r>
+        <w:t xml:space="preserve"> title="Homepage" </w:t>
+      </w:r>
+      <w:proofErr w:type="spellStart"/>
+      <w:r>
+        <w:rPr>
+          <w:b/>
+          <w:bCs/>
+        </w:rPr>
+        <w:t>Href</w:t>
+      </w:r>
+      <w:proofErr w:type="spellEnd"/>
+      <w:r>
+        <w:t>="/</w:t>
+      </w:r>
+      <w:proofErr w:type="spellStart"/>
+      <w:r>
+        <w:t>TimeAttendance</w:t>
+      </w:r>
+      <w:proofErr w:type="spellEnd"/>
+      <w:r>
+        <w:t>/</w:t>
+      </w:r>
+      <w:proofErr w:type="spellStart"/>
+      <w:r>
+        <w:t>tnadashboard</w:t>
+      </w:r>
+      <w:proofErr w:type="spellEnd"/>
+      <w:r>
+        <w:t>"&gt;&lt;/</w:t>
+      </w:r>
+      <w:proofErr w:type="spellStart"/>
+      <w:r>
+        <w:rPr>
+          <w:b/>
+          <w:bCs/>
+        </w:rPr>
+        <w:t>MudIconButton</w:t>
+      </w:r>
+      <w:proofErr w:type="spellEnd"/>
+      <w:r>
+        <w:t>&gt;</w:t>
+      </w:r>
+    </w:p>
+    <w:p>
+      <w:pPr>
+        <w:spacing w:after="0"/>
+      </w:pPr>
+      <w:r>
+        <w:t xml:space="preserve">                 &lt;</w:t>
+      </w:r>
+      <w:proofErr w:type="spellStart"/>
+      <w:r>
+        <w:rPr>
+          <w:b/>
+          <w:bCs/>
+        </w:rPr>
+        <w:t>MudIconButton</w:t>
+      </w:r>
+      <w:proofErr w:type="spellEnd"/>
+      <w:r>
+        <w:t xml:space="preserve"> </w:t>
+      </w:r>
+      <w:r>
+        <w:rPr>
+          <w:b/>
+          <w:bCs/>
+        </w:rPr>
+        <w:t>Icon</w:t>
+      </w:r>
+      <w:r>
+        <w:t>="@</w:t>
+      </w:r>
+      <w:proofErr w:type="spellStart"/>
+      <w:proofErr w:type="gramStart"/>
+      <w:r>
+        <w:t>Icons.Material.Filled.DashboardCustomize</w:t>
+      </w:r>
+      <w:proofErr w:type="spellEnd"/>
+      <w:proofErr w:type="gramEnd"/>
+      <w:r>
+        <w:t xml:space="preserve">" </w:t>
+      </w:r>
+      <w:proofErr w:type="spellStart"/>
+      <w:r>
+        <w:rPr>
+          <w:b/>
+          <w:bCs/>
+        </w:rPr>
+        <w:t>Color</w:t>
+      </w:r>
+      <w:proofErr w:type="spellEnd"/>
+      <w:r>
+        <w:t>="</w:t>
+      </w:r>
+      <w:proofErr w:type="spellStart"/>
+      <w:r>
+        <w:t>Color.Dark</w:t>
+      </w:r>
+      <w:proofErr w:type="spellEnd"/>
+      <w:r>
+        <w:t xml:space="preserve">" </w:t>
+      </w:r>
+      <w:r>
+        <w:rPr>
+          <w:b/>
+          <w:bCs/>
+        </w:rPr>
+        <w:t>Size</w:t>
+      </w:r>
+      <w:r>
+        <w:t>=</w:t>
+      </w:r>
+      <w:proofErr w:type="spellStart"/>
+      <w:r>
+        <w:t>Size.Small</w:t>
+      </w:r>
+      <w:proofErr w:type="spellEnd"/>
+      <w:r>
+        <w:t xml:space="preserve"> </w:t>
+      </w:r>
+      <w:proofErr w:type="spellStart"/>
+      <w:r>
+        <w:rPr>
+          <w:b/>
+          <w:bCs/>
+        </w:rPr>
+        <w:t>Href</w:t>
+      </w:r>
+      <w:proofErr w:type="spellEnd"/>
+      <w:r>
+        <w:t>="/</w:t>
+      </w:r>
+      <w:proofErr w:type="spellStart"/>
+      <w:r>
+        <w:t>ProfileDashboard</w:t>
+      </w:r>
+      <w:proofErr w:type="spellEnd"/>
+      <w:r>
+        <w:t>" title="User Profile Dashboard"&gt;&lt;/</w:t>
+      </w:r>
+      <w:proofErr w:type="spellStart"/>
+      <w:r>
+        <w:rPr>
+          <w:b/>
+          <w:bCs/>
+        </w:rPr>
+        <w:t>MudIconButton</w:t>
+      </w:r>
+      <w:proofErr w:type="spellEnd"/>
+      <w:r>
+        <w:t>&gt;</w:t>
+      </w:r>
+    </w:p>
+    <w:p>
+      <w:pPr>
+        <w:spacing w:after="0"/>
+      </w:pPr>
+      <w:r>
+        <w:t xml:space="preserve">                &lt;</w:t>
+      </w:r>
+      <w:proofErr w:type="spellStart"/>
+      <w:r>
+        <w:rPr>
+          <w:b/>
+          <w:bCs/>
+        </w:rPr>
+        <w:t>MudToggleIconButton</w:t>
+      </w:r>
+      <w:proofErr w:type="spellEnd"/>
+      <w:r>
+        <w:t xml:space="preserve"> </w:t>
+      </w:r>
+      <w:r>
+        <w:rPr>
+          <w:b/>
+          <w:bCs/>
+        </w:rPr>
+        <w:t>Icon</w:t>
+      </w:r>
+      <w:r>
+        <w:t>="@</w:t>
+      </w:r>
+      <w:proofErr w:type="spellStart"/>
+      <w:proofErr w:type="gramStart"/>
+      <w:r>
+        <w:t>Icons.Material.Outlined.PushPin</w:t>
+      </w:r>
+      <w:proofErr w:type="spellEnd"/>
+      <w:proofErr w:type="gramEnd"/>
+      <w:r>
+        <w:t xml:space="preserve">" </w:t>
+      </w:r>
+    </w:p>
+    <w:p>
+      <w:pPr>
+        <w:spacing w:after="0"/>
+      </w:pPr>
+      <w:r>
+        <w:t xml:space="preserve">                    </w:t>
+      </w:r>
+      <w:proofErr w:type="spellStart"/>
+      <w:r>
+        <w:rPr>
+          <w:b/>
+          <w:bCs/>
+        </w:rPr>
+        <w:t>Color</w:t>
+      </w:r>
+      <w:proofErr w:type="spellEnd"/>
+      <w:r>
+        <w:t>="@</w:t>
+      </w:r>
+      <w:proofErr w:type="spellStart"/>
+      <w:r>
+        <w:t>Color.Dark</w:t>
+      </w:r>
+      <w:proofErr w:type="spellEnd"/>
+      <w:r>
+        <w:t xml:space="preserve">" </w:t>
+      </w:r>
+      <w:r>
+        <w:rPr>
+          <w:b/>
+          <w:bCs/>
+        </w:rPr>
+        <w:t>Size</w:t>
+      </w:r>
+      <w:r>
+        <w:t>=</w:t>
+      </w:r>
+      <w:proofErr w:type="spellStart"/>
+      <w:r>
+        <w:t>Size.Small</w:t>
+      </w:r>
+      <w:proofErr w:type="spellEnd"/>
+    </w:p>
+    <w:p>
+      <w:pPr>
+        <w:spacing w:after="0"/>
+      </w:pPr>
+      <w:r>
+        <w:t xml:space="preserve">                    </w:t>
+      </w:r>
+      <w:r>
+        <w:rPr>
+          <w:b/>
+          <w:bCs/>
+        </w:rPr>
+        <w:t>Toggled</w:t>
+      </w:r>
+      <w:r>
+        <w:t>="</w:t>
+      </w:r>
+      <w:proofErr w:type="spellStart"/>
+      <w:r>
+        <w:t>PinDrawer</w:t>
+      </w:r>
+      <w:proofErr w:type="spellEnd"/>
+      <w:r>
+        <w:t>"</w:t>
+      </w:r>
+    </w:p>
+    <w:p>
+      <w:pPr>
+        <w:spacing w:after="0"/>
+      </w:pPr>
+      <w:r>
+        <w:t xml:space="preserve">                    </w:t>
+      </w:r>
+      <w:proofErr w:type="spellStart"/>
+      <w:r>
+        <w:rPr>
+          <w:b/>
+          <w:bCs/>
+        </w:rPr>
+        <w:t>ToggledChanged</w:t>
+      </w:r>
+      <w:proofErr w:type="spellEnd"/>
+      <w:r>
+        <w:t>="</w:t>
+      </w:r>
+      <w:proofErr w:type="spellStart"/>
+      <w:r>
+        <w:t>OnToggledPinDrawerChanged</w:t>
+      </w:r>
+      <w:proofErr w:type="spellEnd"/>
+      <w:r>
+        <w:t>"</w:t>
+      </w:r>
+    </w:p>
+    <w:p>
+      <w:pPr>
+        <w:spacing w:after="0"/>
+      </w:pPr>
+      <w:r>
+        <w:t xml:space="preserve">                    </w:t>
+      </w:r>
+      <w:proofErr w:type="spellStart"/>
+      <w:r>
+        <w:rPr>
+          <w:b/>
+          <w:bCs/>
+        </w:rPr>
+        <w:t>ToggledIcon</w:t>
+      </w:r>
+      <w:proofErr w:type="spellEnd"/>
+      <w:r>
+        <w:t>="@</w:t>
+      </w:r>
+      <w:proofErr w:type="spellStart"/>
+      <w:proofErr w:type="gramStart"/>
+      <w:r>
+        <w:t>Icons.Material.Rounded.PushPin</w:t>
+      </w:r>
+      <w:proofErr w:type="spellEnd"/>
+      <w:proofErr w:type="gramEnd"/>
+      <w:r>
+        <w:t xml:space="preserve">" </w:t>
+      </w:r>
+    </w:p>
+    <w:p>
+      <w:pPr>
+        <w:spacing w:after="0"/>
+      </w:pPr>
+      <w:r>
+        <w:t xml:space="preserve">                    </w:t>
+      </w:r>
+      <w:proofErr w:type="spellStart"/>
+      <w:r>
+        <w:rPr>
+          <w:b/>
+          <w:bCs/>
+        </w:rPr>
+        <w:t>ToggledColor</w:t>
+      </w:r>
+      <w:proofErr w:type="spellEnd"/>
+      <w:r>
+        <w:t>="@</w:t>
+      </w:r>
+      <w:proofErr w:type="spellStart"/>
+      <w:r>
+        <w:t>Color.Success</w:t>
+      </w:r>
+      <w:proofErr w:type="spellEnd"/>
+      <w:r>
+        <w:t>"</w:t>
+      </w:r>
+    </w:p>
+    <w:p>
+      <w:pPr>
+        <w:spacing w:after="0"/>
+      </w:pPr>
+      <w:r>
+        <w:t xml:space="preserve">                    title="Show/hide side menu" /&gt;</w:t>
+      </w:r>
+    </w:p>
+    <w:p>
+      <w:pPr>
+        <w:spacing w:after="0"/>
+      </w:pPr>
+      <w:r>
+        <w:t xml:space="preserve">                 &lt;</w:t>
+      </w:r>
+      <w:proofErr w:type="spellStart"/>
+      <w:r>
+        <w:rPr>
+          <w:b/>
+          <w:bCs/>
+        </w:rPr>
+        <w:t>MudIconButton</w:t>
+      </w:r>
+      <w:proofErr w:type="spellEnd"/>
+      <w:r>
+        <w:t xml:space="preserve"> </w:t>
+      </w:r>
+      <w:r>
+        <w:rPr>
+          <w:b/>
+          <w:bCs/>
+        </w:rPr>
+        <w:t>Icon</w:t>
+      </w:r>
+      <w:r>
+        <w:t>="@</w:t>
+      </w:r>
+      <w:proofErr w:type="spellStart"/>
+      <w:proofErr w:type="gramStart"/>
+      <w:r>
+        <w:t>Icons.Material.Filled.Close</w:t>
+      </w:r>
+      <w:proofErr w:type="spellEnd"/>
+      <w:proofErr w:type="gramEnd"/>
+      <w:r>
+        <w:t xml:space="preserve">" </w:t>
+      </w:r>
+      <w:proofErr w:type="spellStart"/>
+      <w:r>
+        <w:rPr>
+          <w:b/>
+          <w:bCs/>
+        </w:rPr>
+        <w:t>Color</w:t>
+      </w:r>
+      <w:proofErr w:type="spellEnd"/>
+      <w:r>
+        <w:t>="</w:t>
+      </w:r>
+      <w:proofErr w:type="spellStart"/>
+      <w:r>
+        <w:t>Color.Error</w:t>
+      </w:r>
+      <w:proofErr w:type="spellEnd"/>
+      <w:r>
+        <w:t xml:space="preserve">" </w:t>
+      </w:r>
+      <w:r>
+        <w:rPr>
+          <w:b/>
+          <w:bCs/>
+        </w:rPr>
+        <w:t>Size</w:t>
+      </w:r>
+      <w:r>
+        <w:t>=</w:t>
+      </w:r>
+      <w:proofErr w:type="spellStart"/>
+      <w:r>
+        <w:t>Size.Small</w:t>
+      </w:r>
+      <w:proofErr w:type="spellEnd"/>
+      <w:r>
+        <w:t xml:space="preserve"> </w:t>
+      </w:r>
+      <w:proofErr w:type="spellStart"/>
+      <w:r>
+        <w:rPr>
+          <w:b/>
+          <w:bCs/>
+        </w:rPr>
+        <w:t>OnClick</w:t>
+      </w:r>
+      <w:proofErr w:type="spellEnd"/>
+      <w:r>
+        <w:t>="</w:t>
+      </w:r>
+      <w:proofErr w:type="spellStart"/>
+      <w:r>
+        <w:t>HideDrawer</w:t>
+      </w:r>
+      <w:proofErr w:type="spellEnd"/>
+      <w:r>
+        <w:t>" title="Close drawer"&gt;&lt;/</w:t>
+      </w:r>
+      <w:proofErr w:type="spellStart"/>
+      <w:r>
+        <w:rPr>
+          <w:b/>
+          <w:bCs/>
+        </w:rPr>
+        <w:t>MudIconButton</w:t>
+      </w:r>
+      <w:proofErr w:type="spellEnd"/>
+      <w:r>
+        <w:t>&gt;</w:t>
+      </w:r>
+    </w:p>
+    <w:p>
+      <w:pPr>
+        <w:spacing w:after="0"/>
+      </w:pPr>
+      <w:r>
+        <w:t xml:space="preserve">             &lt;/</w:t>
+      </w:r>
+      <w:proofErr w:type="spellStart"/>
+      <w:r>
+        <w:rPr>
+          <w:b/>
+          <w:bCs/>
+        </w:rPr>
+        <w:t>MudButtonGroup</w:t>
+      </w:r>
+      <w:proofErr w:type="spellEnd"/>
+      <w:r>
+        <w:t xml:space="preserve">&gt;             </w:t>
+      </w:r>
+    </w:p>
+    <w:p>
+      <w:pPr>
+        <w:spacing w:after="0"/>
+      </w:pPr>
+      <w:r>
+        <w:t xml:space="preserve">         &lt;/</w:t>
+      </w:r>
+      <w:proofErr w:type="spellStart"/>
+      <w:r>
+        <w:rPr>
+          <w:b/>
+          <w:bCs/>
+        </w:rPr>
+        <w:t>MudDrawerHeader</w:t>
+      </w:r>
+      <w:proofErr w:type="spellEnd"/>
+      <w:r>
+        <w:t>&gt;</w:t>
+      </w:r>
+    </w:p>
+    <w:p>
+      <w:pPr>
+        <w:spacing w:after="0"/>
+      </w:pPr>
+      <w:r>
+        <w:t xml:space="preserve">         &lt;</w:t>
+      </w:r>
+      <w:proofErr w:type="spellStart"/>
+      <w:r>
+        <w:rPr>
+          <w:b/>
+          <w:bCs/>
+        </w:rPr>
+        <w:t>NavMenu</w:t>
+      </w:r>
+      <w:proofErr w:type="spellEnd"/>
+      <w:r>
+        <w:t xml:space="preserve"> /&gt;</w:t>
+      </w:r>
+    </w:p>
+    <w:p>
+      <w:pPr>
+        <w:spacing w:after="0"/>
+      </w:pPr>
+      <w:r>
+        <w:t xml:space="preserve">    &lt;/</w:t>
+      </w:r>
+      <w:proofErr w:type="spellStart"/>
+      <w:r>
+        <w:rPr>
+          <w:b/>
+          <w:bCs/>
+        </w:rPr>
+        <w:t>MudDrawer</w:t>
+      </w:r>
+      <w:proofErr w:type="spellEnd"/>
+      <w:r>
+        <w:t>&gt;</w:t>
+      </w:r>
+    </w:p>
+    <w:p>
+      <w:pPr>
+        <w:spacing w:after="0"/>
+      </w:pPr>
+      <w:r>
+        <w:t xml:space="preserve">    &lt;</w:t>
+      </w:r>
+      <w:proofErr w:type="spellStart"/>
+      <w:r>
+        <w:rPr>
+          <w:b/>
+          <w:bCs/>
+        </w:rPr>
+        <w:t>MudMainContent</w:t>
+      </w:r>
+      <w:proofErr w:type="spellEnd"/>
+      <w:r>
+        <w:t>&gt;</w:t>
+      </w:r>
+    </w:p>
+    <w:p>
+      <w:pPr>
+        <w:spacing w:after="0"/>
+      </w:pPr>
+      <w:r>
+        <w:t xml:space="preserve">         &lt;</w:t>
+      </w:r>
+      <w:proofErr w:type="spellStart"/>
+      <w:r>
+        <w:rPr>
+          <w:b/>
+          <w:bCs/>
+        </w:rPr>
+        <w:t>MudContainer</w:t>
+      </w:r>
+      <w:proofErr w:type="spellEnd"/>
+      <w:r>
+        <w:t xml:space="preserve"> </w:t>
+      </w:r>
+      <w:proofErr w:type="spellStart"/>
+      <w:r>
+        <w:rPr>
+          <w:b/>
+          <w:bCs/>
+        </w:rPr>
+        <w:t>MaxWidth</w:t>
+      </w:r>
+      <w:proofErr w:type="spellEnd"/>
+      <w:r>
+        <w:t>="</w:t>
+      </w:r>
+      <w:proofErr w:type="spellStart"/>
+      <w:r>
+        <w:t>MaxWidth.False</w:t>
+      </w:r>
+      <w:proofErr w:type="spellEnd"/>
+      <w:r>
+        <w:t xml:space="preserve">" </w:t>
+      </w:r>
+      <w:r>
+        <w:rPr>
+          <w:b/>
+          <w:bCs/>
+        </w:rPr>
+        <w:t>Class</w:t>
+      </w:r>
+      <w:r>
+        <w:t>="px-2 pt-3"&gt;</w:t>
+      </w:r>
+    </w:p>
+    <w:p>
+      <w:pPr>
+        <w:spacing w:after="0"/>
+      </w:pPr>
+      <w:r>
+        <w:t xml:space="preserve">            @Body</w:t>
+      </w:r>
+    </w:p>
+    <w:p>
+      <w:pPr>
+        <w:spacing w:after="0"/>
+      </w:pPr>
+      <w:r>
+        <w:t xml:space="preserve">        &lt;/</w:t>
+      </w:r>
+      <w:proofErr w:type="spellStart"/>
+      <w:r>
+        <w:rPr>
+          <w:b/>
+          <w:bCs/>
+        </w:rPr>
+        <w:t>MudContainer</w:t>
+      </w:r>
+      <w:proofErr w:type="spellEnd"/>
+      <w:r>
+        <w:t xml:space="preserve">&gt;        </w:t>
+      </w:r>
+    </w:p>
+    <w:p>
+      <w:pPr>
+        <w:spacing w:after="0"/>
+      </w:pPr>
+      <w:r>
+        <w:t xml:space="preserve">    &lt;/</w:t>
+      </w:r>
+      <w:proofErr w:type="spellStart"/>
+      <w:r>
+        <w:rPr>
+          <w:b/>
+          <w:bCs/>
+        </w:rPr>
+        <w:t>MudMainContent</w:t>
+      </w:r>
+      <w:proofErr w:type="spellEnd"/>
+      <w:r>
+        <w:t>&gt;</w:t>
+      </w:r>
+    </w:p>
+    <w:p>
+      <w:pPr>
+        <w:spacing w:after="0"/>
+      </w:pPr>
+      <w:r>
+        <w:t>&lt;/</w:t>
+      </w:r>
+      <w:proofErr w:type="spellStart"/>
+      <w:r>
+        <w:rPr>
+          <w:b/>
+          <w:bCs/>
+        </w:rPr>
+        <w:t>MudLayout</w:t>
+      </w:r>
+      <w:proofErr w:type="spellEnd"/>
+      <w:r>
+        <w:t>&gt;</w:t>
+      </w:r>
+    </w:p>
+    <w:p>
+      <w:pPr>
+        <w:spacing w:after="0"/>
+      </w:pPr>
+    </w:p>
+    <w:p>
+      <w:pPr>
+        <w:spacing w:after="0"/>
+      </w:pPr>
+      <w:r>
+        <w:t>@code {</w:t>
+      </w:r>
+    </w:p>
+    <w:p>
+      <w:pPr>
+        <w:spacing w:after="0"/>
+      </w:pPr>
+      <w:r>
+        <w:t xml:space="preserve">    @implements </w:t>
+      </w:r>
+      <w:proofErr w:type="spellStart"/>
+      <w:r>
+        <w:t>IBrowserViewportObserver</w:t>
+      </w:r>
+      <w:proofErr w:type="spellEnd"/>
+    </w:p>
+    <w:p>
+      <w:pPr>
+        <w:spacing w:after="0"/>
+      </w:pPr>
+      <w:r>
+        <w:t xml:space="preserve">    @implements </w:t>
+      </w:r>
+      <w:proofErr w:type="spellStart"/>
+      <w:r>
+        <w:t>IAsyncDisposable</w:t>
+      </w:r>
+      <w:proofErr w:type="spellEnd"/>
+    </w:p>
+    <w:p>
+      <w:pPr>
+        <w:spacing w:after="0"/>
+      </w:pPr>
+    </w:p>
+    <w:p>
+      <w:pPr>
+        <w:spacing w:after="0"/>
+      </w:pPr>
+      <w:r>
+        <w:t xml:space="preserve">    #region Fields</w:t>
+      </w:r>
+    </w:p>
+    <w:p>
+      <w:pPr>
+        <w:spacing w:after="0"/>
+      </w:pPr>
+      <w:r>
+        <w:t xml:space="preserve">    private bool _</w:t>
+      </w:r>
+      <w:proofErr w:type="spellStart"/>
+      <w:r>
+        <w:t>drawerOpen</w:t>
+      </w:r>
+      <w:proofErr w:type="spellEnd"/>
+      <w:r>
+        <w:t xml:space="preserve"> = false;</w:t>
+      </w:r>
+    </w:p>
+    <w:p>
+      <w:pPr>
+        <w:spacing w:after="0"/>
+      </w:pPr>
+      <w:r>
+        <w:t xml:space="preserve">    private </w:t>
+      </w:r>
+      <w:proofErr w:type="spellStart"/>
+      <w:r>
+        <w:t>Color</w:t>
+      </w:r>
+      <w:proofErr w:type="spellEnd"/>
+      <w:r>
+        <w:t xml:space="preserve"> </w:t>
+      </w:r>
+      <w:proofErr w:type="spellStart"/>
+      <w:r>
+        <w:t>appBarColor</w:t>
+      </w:r>
+      <w:proofErr w:type="spellEnd"/>
+      <w:r>
+        <w:t xml:space="preserve"> = </w:t>
+      </w:r>
+      <w:proofErr w:type="spellStart"/>
+      <w:r>
+        <w:t>Color.Primary</w:t>
+      </w:r>
+      <w:proofErr w:type="spellEnd"/>
+      <w:r>
+        <w:t>;</w:t>
+      </w:r>
+    </w:p>
+    <w:p>
+      <w:pPr>
+        <w:spacing w:after="0"/>
+      </w:pPr>
+      <w:r>
+        <w:t xml:space="preserve">    private Guid _</w:t>
+      </w:r>
+      <w:proofErr w:type="spellStart"/>
+      <w:r>
+        <w:t>subscriptionId</w:t>
+      </w:r>
+      <w:proofErr w:type="spellEnd"/>
+      <w:r>
+        <w:t>;</w:t>
+      </w:r>
+    </w:p>
+    <w:p>
+      <w:pPr>
+        <w:spacing w:after="0"/>
+      </w:pPr>
+      <w:r>
+        <w:t xml:space="preserve">    #endregion</w:t>
+      </w:r>
+    </w:p>
+    <w:p>
+      <w:pPr>
+        <w:spacing w:after="0"/>
+      </w:pPr>
+    </w:p>
+    <w:p>
+      <w:pPr>
+        <w:spacing w:after="0"/>
+      </w:pPr>
+      <w:r>
+        <w:t xml:space="preserve">    #region Properties</w:t>
+      </w:r>
+    </w:p>
+    <w:p>
+      <w:pPr>
+        <w:spacing w:after="0"/>
+      </w:pPr>
+      <w:r>
+        <w:t xml:space="preserve">    public bool </w:t>
+      </w:r>
+      <w:proofErr w:type="spellStart"/>
+      <w:r>
+        <w:t>PinDrawer</w:t>
+      </w:r>
+      <w:proofErr w:type="spellEnd"/>
+      <w:r>
+        <w:t xml:space="preserve"> </w:t>
+      </w:r>
+      <w:proofErr w:type="gramStart"/>
+      <w:r>
+        <w:t>{ get</w:t>
+      </w:r>
+      <w:proofErr w:type="gramEnd"/>
+      <w:r>
+        <w:t>; set</w:t>
+      </w:r>
+      <w:proofErr w:type="gramStart"/>
+      <w:r>
+        <w:t>; }</w:t>
+      </w:r>
+      <w:proofErr w:type="gramEnd"/>
+    </w:p>
+    <w:p>
+      <w:pPr>
+        <w:spacing w:after="0"/>
+      </w:pPr>
+      <w:r>
+        <w:t xml:space="preserve">    #endregion</w:t>
+      </w:r>
+    </w:p>
+    <w:p>
+      <w:pPr>
+        <w:spacing w:after="0"/>
+      </w:pPr>
+    </w:p>
+    <w:p>
+      <w:pPr>
+        <w:spacing w:after="0"/>
+      </w:pPr>
+      <w:r>
+        <w:t xml:space="preserve">    private void </w:t>
+      </w:r>
+      <w:proofErr w:type="spellStart"/>
+      <w:proofErr w:type="gramStart"/>
+      <w:r>
+        <w:t>CloseDrawer</w:t>
+      </w:r>
+      <w:proofErr w:type="spellEnd"/>
+      <w:r>
+        <w:t>(</w:t>
+      </w:r>
+      <w:proofErr w:type="gramEnd"/>
+      <w:r>
+        <w:t>) =&gt; _</w:t>
+      </w:r>
+      <w:proofErr w:type="spellStart"/>
+      <w:r>
+        <w:t>drawerOpen</w:t>
+      </w:r>
+      <w:proofErr w:type="spellEnd"/>
+      <w:r>
+        <w:t xml:space="preserve"> = false;</w:t>
+      </w:r>
+    </w:p>
+    <w:p>
+      <w:pPr>
+        <w:spacing w:after="0"/>
+      </w:pPr>
+    </w:p>
+    <w:p>
+      <w:pPr>
+        <w:spacing w:after="0"/>
+      </w:pPr>
+      <w:r>
+        <w:t xml:space="preserve">    #region Override Methods</w:t>
+      </w:r>
+    </w:p>
+    <w:p>
+      <w:pPr>
+        <w:spacing w:after="0"/>
+      </w:pPr>
+      <w:r>
+        <w:t xml:space="preserve">    protected override async Task </w:t>
+      </w:r>
+      <w:proofErr w:type="spellStart"/>
+      <w:proofErr w:type="gramStart"/>
+      <w:r>
+        <w:t>OnInitializedAsync</w:t>
+      </w:r>
+      <w:proofErr w:type="spellEnd"/>
+      <w:r>
+        <w:t>(</w:t>
+      </w:r>
+      <w:proofErr w:type="gramEnd"/>
+      <w:r>
+        <w:t>)</w:t>
+      </w:r>
+    </w:p>
+    <w:p>
+      <w:pPr>
+        <w:spacing w:after="0"/>
+      </w:pPr>
+      <w:r>
+        <w:t xml:space="preserve">    {</w:t>
+      </w:r>
+    </w:p>
+    <w:p>
+      <w:pPr>
+        <w:spacing w:after="0"/>
+      </w:pPr>
+      <w:r>
+        <w:t xml:space="preserve">        _</w:t>
+      </w:r>
+      <w:proofErr w:type="spellStart"/>
+      <w:r>
+        <w:t>subscriptionId</w:t>
+      </w:r>
+      <w:proofErr w:type="spellEnd"/>
+      <w:r>
+        <w:t xml:space="preserve"> = await </w:t>
+      </w:r>
+      <w:proofErr w:type="spellStart"/>
+      <w:r>
+        <w:t>BrowserViewportService.SubscribeAsync</w:t>
+      </w:r>
+      <w:proofErr w:type="spellEnd"/>
+      <w:r>
+        <w:t>(this);</w:t>
+      </w:r>
+    </w:p>
+    <w:p>
+      <w:pPr>
+        <w:spacing w:after="0"/>
+      </w:pPr>
+      <w:r>
+        <w:t xml:space="preserve">    }</w:t>
+      </w:r>
+    </w:p>
+    <w:p>
+      <w:pPr>
+        <w:spacing w:after="0"/>
+      </w:pPr>
+    </w:p>
+    <w:p>
+      <w:pPr>
+        <w:spacing w:after="0"/>
+      </w:pPr>
+      <w:r>
+        <w:t xml:space="preserve">    public async </w:t>
+      </w:r>
+      <w:proofErr w:type="spellStart"/>
+      <w:r>
+        <w:t>ValueTask</w:t>
+      </w:r>
+      <w:proofErr w:type="spellEnd"/>
+      <w:r>
+        <w:t xml:space="preserve"> </w:t>
+      </w:r>
+      <w:proofErr w:type="spellStart"/>
+      <w:proofErr w:type="gramStart"/>
+      <w:r>
+        <w:t>DisposeAsync</w:t>
+      </w:r>
+      <w:proofErr w:type="spellEnd"/>
+      <w:r>
+        <w:t>(</w:t>
+      </w:r>
+      <w:proofErr w:type="gramEnd"/>
+      <w:r>
+        <w:t>)</w:t>
+      </w:r>
+    </w:p>
+    <w:p>
+      <w:pPr>
+        <w:spacing w:after="0"/>
+      </w:pPr>
+      <w:r>
+        <w:t xml:space="preserve">    {</w:t>
+      </w:r>
+    </w:p>
+    <w:p>
+      <w:pPr>
+        <w:spacing w:after="0"/>
+      </w:pPr>
+      <w:r>
+        <w:t xml:space="preserve">        await </w:t>
+      </w:r>
+      <w:proofErr w:type="spellStart"/>
+      <w:r>
+        <w:t>BrowserViewportService.UnsubscribeAsync</w:t>
+      </w:r>
+      <w:proofErr w:type="spellEnd"/>
+      <w:r>
+        <w:t>(_</w:t>
+      </w:r>
+      <w:proofErr w:type="spellStart"/>
+      <w:r>
+        <w:t>subscriptionId</w:t>
+      </w:r>
+      <w:proofErr w:type="spellEnd"/>
+      <w:r>
+        <w:t>);</w:t>
+      </w:r>
+    </w:p>
+    <w:p>
+      <w:pPr>
+        <w:spacing w:after="0"/>
+      </w:pPr>
+      <w:r>
+        <w:t xml:space="preserve">    }</w:t>
+      </w:r>
+    </w:p>
+    <w:p>
+      <w:pPr>
+        <w:spacing w:after="0"/>
+      </w:pPr>
+    </w:p>
+    <w:p>
+      <w:pPr>
+        <w:spacing w:after="0"/>
+      </w:pPr>
+      <w:r>
+        <w:t xml:space="preserve">    public async Task </w:t>
+      </w:r>
+      <w:proofErr w:type="spellStart"/>
+      <w:proofErr w:type="gramStart"/>
+      <w:r>
+        <w:t>NotifyBrowserViewportChangeAsync</w:t>
+      </w:r>
+      <w:proofErr w:type="spellEnd"/>
+      <w:r>
+        <w:t>(</w:t>
+      </w:r>
+      <w:proofErr w:type="spellStart"/>
+      <w:proofErr w:type="gramEnd"/>
+      <w:r>
+        <w:t>BrowserViewportEventArgs</w:t>
+      </w:r>
+      <w:proofErr w:type="spellEnd"/>
+      <w:r>
+        <w:t xml:space="preserve"> </w:t>
+      </w:r>
+      <w:proofErr w:type="spellStart"/>
+      <w:r>
+        <w:t>args</w:t>
+      </w:r>
+      <w:proofErr w:type="spellEnd"/>
+      <w:r>
+        <w:t>)</w:t>
+      </w:r>
+    </w:p>
+    <w:p>
+      <w:pPr>
+        <w:spacing w:after="0"/>
+      </w:pPr>
+      <w:r>
+        <w:t xml:space="preserve">    {</w:t>
+      </w:r>
+    </w:p>
+    <w:p>
+      <w:pPr>
+        <w:spacing w:after="0"/>
+      </w:pPr>
+      <w:r>
+        <w:t xml:space="preserve">        if (</w:t>
+      </w:r>
+      <w:proofErr w:type="spellStart"/>
+      <w:proofErr w:type="gramStart"/>
+      <w:r>
+        <w:t>args.Breakpoint</w:t>
+      </w:r>
+      <w:proofErr w:type="spellEnd"/>
+      <w:proofErr w:type="gramEnd"/>
+      <w:r>
+        <w:t xml:space="preserve"> &lt; </w:t>
+      </w:r>
+      <w:proofErr w:type="spellStart"/>
+      <w:r>
+        <w:t>Breakpoint.Md</w:t>
+      </w:r>
+      <w:proofErr w:type="spellEnd"/>
+      <w:r>
+        <w:t>)</w:t>
+      </w:r>
+    </w:p>
+    <w:p>
+      <w:pPr>
+        <w:spacing w:after="0"/>
+      </w:pPr>
+      <w:r>
+        <w:t xml:space="preserve">        {</w:t>
+      </w:r>
+    </w:p>
+    <w:p>
+      <w:pPr>
+        <w:spacing w:after="0"/>
+      </w:pPr>
+      <w:r>
+        <w:t xml:space="preserve">            _</w:t>
+      </w:r>
+      <w:proofErr w:type="spellStart"/>
+      <w:r>
+        <w:t>drawerOpen</w:t>
+      </w:r>
+      <w:proofErr w:type="spellEnd"/>
+      <w:r>
+        <w:t xml:space="preserve"> = false;</w:t>
+      </w:r>
+    </w:p>
+    <w:p>
+      <w:pPr>
+        <w:spacing w:after="0"/>
+      </w:pPr>
+    </w:p>
+    <w:p>
+      <w:pPr>
+        <w:spacing w:after="0"/>
+      </w:pPr>
+      <w:r>
+        <w:t xml:space="preserve">            </w:t>
+      </w:r>
+      <w:proofErr w:type="spellStart"/>
+      <w:r>
+        <w:t>PinDrawer</w:t>
+      </w:r>
+      <w:proofErr w:type="spellEnd"/>
+      <w:r>
+        <w:t xml:space="preserve"> = false;</w:t>
+      </w:r>
+    </w:p>
+    <w:p>
+      <w:pPr>
+        <w:spacing w:after="0"/>
+      </w:pPr>
+      <w:r>
+        <w:t xml:space="preserve">            </w:t>
+      </w:r>
+      <w:proofErr w:type="spellStart"/>
+      <w:r>
+        <w:t>State.ShowAppDrawer</w:t>
+      </w:r>
+      <w:proofErr w:type="spellEnd"/>
+      <w:r>
+        <w:t xml:space="preserve"> = false;</w:t>
+      </w:r>
+    </w:p>
+    <w:p>
+      <w:pPr>
+        <w:spacing w:after="0"/>
+      </w:pPr>
+      <w:r>
+        <w:t xml:space="preserve">            </w:t>
+      </w:r>
+      <w:proofErr w:type="spellStart"/>
+      <w:r>
+        <w:t>Actions.ShowHideDrawer</w:t>
+      </w:r>
+      <w:proofErr w:type="spellEnd"/>
+      <w:r>
+        <w:t xml:space="preserve"> = </w:t>
+      </w:r>
+      <w:proofErr w:type="spellStart"/>
+      <w:r>
+        <w:t>HideDrawer</w:t>
+      </w:r>
+      <w:proofErr w:type="spellEnd"/>
+      <w:r>
+        <w:t>;</w:t>
+      </w:r>
+    </w:p>
+    <w:p>
+      <w:pPr>
+        <w:spacing w:after="0"/>
+      </w:pPr>
+    </w:p>
+    <w:p>
+      <w:pPr>
+        <w:spacing w:after="0"/>
+      </w:pPr>
+      <w:r>
+        <w:t xml:space="preserve">            await </w:t>
+      </w:r>
+      <w:proofErr w:type="spellStart"/>
+      <w:proofErr w:type="gramStart"/>
+      <w:r>
+        <w:t>InvokeAsync</w:t>
+      </w:r>
+      <w:proofErr w:type="spellEnd"/>
+      <w:r>
+        <w:t>(</w:t>
+      </w:r>
+      <w:proofErr w:type="spellStart"/>
+      <w:proofErr w:type="gramEnd"/>
+      <w:r>
+        <w:t>StateHasChanged</w:t>
+      </w:r>
+      <w:proofErr w:type="spellEnd"/>
+      <w:r>
+        <w:t>);</w:t>
+      </w:r>
+    </w:p>
+    <w:p>
+      <w:pPr>
+        <w:spacing w:after="0"/>
+      </w:pPr>
+      <w:r>
+        <w:t xml:space="preserve">        }</w:t>
+      </w:r>
+    </w:p>
+    <w:p>
+      <w:pPr>
+        <w:spacing w:after="0"/>
+      </w:pPr>
+      <w:r>
+        <w:t xml:space="preserve">    }</w:t>
+      </w:r>
+    </w:p>
+    <w:p>
+      <w:pPr>
+        <w:spacing w:after="0"/>
+      </w:pPr>
+      <w:r>
+        <w:t xml:space="preserve">    #endregion</w:t>
+      </w:r>
+    </w:p>
+    <w:p>
+      <w:pPr>
+        <w:spacing w:after="0"/>
+      </w:pPr>
+    </w:p>
+    <w:p>
+      <w:pPr>
+        <w:spacing w:after="0"/>
+      </w:pPr>
+      <w:r>
+        <w:t xml:space="preserve">    #region Private Methods</w:t>
+      </w:r>
+    </w:p>
+    <w:p>
+      <w:pPr>
+        <w:spacing w:after="0"/>
+      </w:pPr>
+      <w:r>
+        <w:t xml:space="preserve">    private void </w:t>
+      </w:r>
+      <w:proofErr w:type="spellStart"/>
+      <w:proofErr w:type="gramStart"/>
+      <w:r>
+        <w:t>ShowDrawer</w:t>
+      </w:r>
+      <w:proofErr w:type="spellEnd"/>
+      <w:r>
+        <w:t>(</w:t>
+      </w:r>
+      <w:proofErr w:type="gramEnd"/>
+      <w:r>
+        <w:t>)</w:t>
+      </w:r>
+    </w:p>
+    <w:p>
+      <w:pPr>
+        <w:spacing w:after="0"/>
+      </w:pPr>
+      <w:r>
+        <w:t xml:space="preserve">    {</w:t>
+      </w:r>
+    </w:p>
+    <w:p>
+      <w:pPr>
+        <w:spacing w:after="0"/>
+      </w:pPr>
+      <w:r>
+        <w:t xml:space="preserve">        _</w:t>
+      </w:r>
+      <w:proofErr w:type="spellStart"/>
+      <w:r>
+        <w:t>drawerOpen</w:t>
+      </w:r>
+      <w:proofErr w:type="spellEnd"/>
+      <w:r>
+        <w:t xml:space="preserve"> = true;</w:t>
+      </w:r>
+    </w:p>
+    <w:p>
+      <w:pPr>
+        <w:spacing w:after="0"/>
+      </w:pPr>
+      <w:r>
+        <w:t xml:space="preserve">    }</w:t>
+      </w:r>
+    </w:p>
+    <w:p>
+      <w:pPr>
+        <w:spacing w:after="0"/>
+      </w:pPr>
+    </w:p>
+    <w:p>
+      <w:pPr>
+        <w:spacing w:after="0"/>
+      </w:pPr>
+      <w:r>
+        <w:t xml:space="preserve">    private void </w:t>
+      </w:r>
+      <w:proofErr w:type="spellStart"/>
+      <w:proofErr w:type="gramStart"/>
+      <w:r>
+        <w:t>HideDrawer</w:t>
+      </w:r>
+      <w:proofErr w:type="spellEnd"/>
+      <w:r>
+        <w:t>(</w:t>
+      </w:r>
+      <w:proofErr w:type="gramEnd"/>
+      <w:r>
+        <w:t>)</w:t>
+      </w:r>
+    </w:p>
+    <w:p>
+      <w:pPr>
+        <w:spacing w:after="0"/>
+      </w:pPr>
+      <w:r>
+        <w:t xml:space="preserve">    {</w:t>
+      </w:r>
+    </w:p>
+    <w:p>
+      <w:pPr>
+        <w:spacing w:after="0"/>
+      </w:pPr>
+      <w:r>
+        <w:t xml:space="preserve">        _</w:t>
+      </w:r>
+      <w:proofErr w:type="spellStart"/>
+      <w:r>
+        <w:t>drawerOpen</w:t>
+      </w:r>
+      <w:proofErr w:type="spellEnd"/>
+      <w:r>
+        <w:t xml:space="preserve"> = false;</w:t>
+      </w:r>
+    </w:p>
+    <w:p>
+      <w:pPr>
+        <w:spacing w:after="0"/>
+      </w:pPr>
+      <w:r>
+        <w:t xml:space="preserve">    }</w:t>
+      </w:r>
+    </w:p>
+    <w:p>
+      <w:pPr>
+        <w:spacing w:after="0"/>
+      </w:pPr>
+      <w:r>
+        <w:t xml:space="preserve">    #endregion</w:t>
+      </w:r>
+    </w:p>
+    <w:p>
+      <w:pPr>
+        <w:spacing w:after="0"/>
+      </w:pPr>
+    </w:p>
+    <w:p>
+      <w:pPr>
+        <w:spacing w:after="0"/>
+      </w:pPr>
+      <w:r>
+        <w:t xml:space="preserve">    #region Public Methods</w:t>
+      </w:r>
+    </w:p>
+    <w:p>
+      <w:pPr>
+        <w:spacing w:after="0"/>
+      </w:pPr>
+      <w:r>
+        <w:t xml:space="preserve">    public void </w:t>
+      </w:r>
+      <w:proofErr w:type="spellStart"/>
+      <w:proofErr w:type="gramStart"/>
+      <w:r>
+        <w:t>DrawerToggle</w:t>
+      </w:r>
+      <w:proofErr w:type="spellEnd"/>
+      <w:r>
+        <w:t>(</w:t>
+      </w:r>
+      <w:proofErr w:type="gramEnd"/>
+      <w:r>
+        <w:t>)</w:t>
+      </w:r>
+    </w:p>
+    <w:p>
+      <w:pPr>
+        <w:spacing w:after="0"/>
+      </w:pPr>
+      <w:r>
+        <w:t xml:space="preserve">    {</w:t>
+      </w:r>
+    </w:p>
+    <w:p>
+      <w:pPr>
+        <w:spacing w:after="0"/>
+      </w:pPr>
+      <w:r>
+        <w:t xml:space="preserve">        _</w:t>
+      </w:r>
+      <w:proofErr w:type="spellStart"/>
+      <w:r>
+        <w:t>drawerOpen</w:t>
+      </w:r>
+      <w:proofErr w:type="spellEnd"/>
+      <w:r>
+        <w:t xml:space="preserve"> </w:t>
+      </w:r>
+      <w:proofErr w:type="gramStart"/>
+      <w:r>
+        <w:t>= !</w:t>
+      </w:r>
+      <w:proofErr w:type="gramEnd"/>
+      <w:r>
+        <w:t>_</w:t>
+      </w:r>
+      <w:proofErr w:type="spellStart"/>
+      <w:r>
+        <w:t>drawerOpen</w:t>
+      </w:r>
+      <w:proofErr w:type="spellEnd"/>
+      <w:r>
+        <w:t>;</w:t>
+      </w:r>
+    </w:p>
+    <w:p>
+      <w:pPr>
+        <w:spacing w:after="0"/>
+      </w:pPr>
+      <w:r>
+        <w:t xml:space="preserve">        </w:t>
+      </w:r>
+      <w:proofErr w:type="spellStart"/>
+      <w:r>
+        <w:t>PinDrawer</w:t>
+      </w:r>
+      <w:proofErr w:type="spellEnd"/>
+      <w:r>
+        <w:t xml:space="preserve"> </w:t>
+      </w:r>
+      <w:proofErr w:type="gramStart"/>
+      <w:r>
+        <w:t>= !</w:t>
+      </w:r>
+      <w:proofErr w:type="gramEnd"/>
+      <w:r>
+        <w:t>_</w:t>
+      </w:r>
+      <w:proofErr w:type="spellStart"/>
+      <w:r>
+        <w:t>drawerOpen</w:t>
+      </w:r>
+      <w:proofErr w:type="spellEnd"/>
+      <w:r>
+        <w:t>;</w:t>
+      </w:r>
+    </w:p>
+    <w:p>
+      <w:pPr>
+        <w:spacing w:after="0"/>
+      </w:pPr>
+      <w:r>
+        <w:t xml:space="preserve">        </w:t>
+      </w:r>
+    </w:p>
+    <w:p>
+      <w:pPr>
+        <w:spacing w:after="0"/>
+      </w:pPr>
+      <w:r>
+        <w:t xml:space="preserve">        if (</w:t>
+      </w:r>
+      <w:proofErr w:type="spellStart"/>
+      <w:r>
+        <w:t>PinDrawer</w:t>
+      </w:r>
+      <w:proofErr w:type="spellEnd"/>
+      <w:r>
+        <w:t>)</w:t>
+      </w:r>
+    </w:p>
+    <w:p>
+      <w:pPr>
+        <w:spacing w:after="0"/>
+      </w:pPr>
+      <w:r>
+        <w:t xml:space="preserve">        {</w:t>
+      </w:r>
+    </w:p>
+    <w:p>
+      <w:pPr>
+        <w:spacing w:after="0"/>
+      </w:pPr>
+      <w:r>
+        <w:t xml:space="preserve">            </w:t>
+      </w:r>
+      <w:proofErr w:type="spellStart"/>
+      <w:r>
+        <w:t>State.ShowAppDrawer</w:t>
+      </w:r>
+      <w:proofErr w:type="spellEnd"/>
+      <w:r>
+        <w:t xml:space="preserve"> = true;</w:t>
+      </w:r>
+    </w:p>
+    <w:p>
+      <w:pPr>
+        <w:spacing w:after="0"/>
+      </w:pPr>
+      <w:r>
+        <w:t xml:space="preserve">            </w:t>
+      </w:r>
+      <w:proofErr w:type="spellStart"/>
+      <w:r>
+        <w:t>Actions.ShowHideDrawer</w:t>
+      </w:r>
+      <w:proofErr w:type="spellEnd"/>
+      <w:r>
+        <w:t xml:space="preserve"> = </w:t>
+      </w:r>
+      <w:proofErr w:type="spellStart"/>
+      <w:r>
+        <w:t>ShowDrawer</w:t>
+      </w:r>
+      <w:proofErr w:type="spellEnd"/>
+      <w:r>
+        <w:t>;</w:t>
+      </w:r>
+    </w:p>
+    <w:p>
+      <w:pPr>
+        <w:spacing w:after="0"/>
+      </w:pPr>
+      <w:r>
+        <w:t xml:space="preserve">        }</w:t>
+      </w:r>
+    </w:p>
+    <w:p>
+      <w:pPr>
+        <w:spacing w:after="0"/>
+      </w:pPr>
+      <w:r>
+        <w:t xml:space="preserve">        else</w:t>
+      </w:r>
+    </w:p>
+    <w:p>
+      <w:pPr>
+        <w:spacing w:after="0"/>
+      </w:pPr>
+      <w:r>
+        <w:t xml:space="preserve">        {</w:t>
+      </w:r>
+    </w:p>
+    <w:p>
+      <w:pPr>
+        <w:spacing w:after="0"/>
+      </w:pPr>
+      <w:r>
+        <w:t xml:space="preserve">            </w:t>
+      </w:r>
+      <w:proofErr w:type="spellStart"/>
+      <w:r>
+        <w:t>State.ShowAppDrawer</w:t>
+      </w:r>
+      <w:proofErr w:type="spellEnd"/>
+      <w:r>
+        <w:t xml:space="preserve"> = false;</w:t>
+      </w:r>
+    </w:p>
+    <w:p>
+      <w:pPr>
+        <w:spacing w:after="0"/>
+      </w:pPr>
+      <w:r>
+        <w:t xml:space="preserve">            </w:t>
+      </w:r>
+      <w:proofErr w:type="spellStart"/>
+      <w:r>
+        <w:t>Actions.ShowHideDrawer</w:t>
+      </w:r>
+      <w:proofErr w:type="spellEnd"/>
+      <w:r>
+        <w:t xml:space="preserve"> = </w:t>
+      </w:r>
+      <w:proofErr w:type="spellStart"/>
+      <w:r>
+        <w:t>HideDrawer</w:t>
+      </w:r>
+      <w:proofErr w:type="spellEnd"/>
+      <w:r>
+        <w:t>;</w:t>
+      </w:r>
+    </w:p>
+    <w:p>
+      <w:pPr>
+        <w:spacing w:after="0"/>
+      </w:pPr>
+      <w:r>
+        <w:t xml:space="preserve">        }</w:t>
+      </w:r>
+    </w:p>
+    <w:p>
+      <w:pPr>
+        <w:spacing w:after="0"/>
+      </w:pPr>
+      <w:r>
+        <w:t xml:space="preserve">    }</w:t>
+      </w:r>
+    </w:p>
+    <w:p>
+      <w:pPr>
+        <w:spacing w:after="0"/>
+      </w:pPr>
+    </w:p>
+    <w:p>
+      <w:pPr>
+        <w:spacing w:after="0"/>
+      </w:pPr>
+      <w:r>
+        <w:t xml:space="preserve">    public void </w:t>
+      </w:r>
+      <w:proofErr w:type="spellStart"/>
+      <w:proofErr w:type="gramStart"/>
+      <w:r>
+        <w:t>OnToggledPinDrawerChanged</w:t>
+      </w:r>
+      <w:proofErr w:type="spellEnd"/>
+      <w:r>
+        <w:t>(</w:t>
+      </w:r>
+      <w:proofErr w:type="gramEnd"/>
+      <w:r>
+        <w:t>bool toggled)</w:t>
+      </w:r>
+    </w:p>
+    <w:p>
+      <w:pPr>
+        <w:spacing w:after="0"/>
+      </w:pPr>
+      <w:r>
+        <w:t xml:space="preserve">    {</w:t>
+      </w:r>
+    </w:p>
+    <w:p>
+      <w:pPr>
+        <w:spacing w:after="0"/>
+      </w:pPr>
+      <w:r>
+        <w:t xml:space="preserve">        // Because variable is not two-way bound, we need to update it ourselves.</w:t>
+      </w:r>
+    </w:p>
+    <w:p>
+      <w:pPr>
+        <w:spacing w:after="0"/>
+      </w:pPr>
+      <w:r>
+        <w:t xml:space="preserve">        </w:t>
+      </w:r>
+      <w:proofErr w:type="spellStart"/>
+      <w:r>
+        <w:t>PinDrawer</w:t>
+      </w:r>
+      <w:proofErr w:type="spellEnd"/>
+      <w:r>
+        <w:t xml:space="preserve"> = toggled;</w:t>
+      </w:r>
+    </w:p>
+    <w:p>
+      <w:pPr>
+        <w:spacing w:after="0"/>
+      </w:pPr>
+    </w:p>
+    <w:p>
+      <w:pPr>
+        <w:spacing w:after="0"/>
+      </w:pPr>
+      <w:r>
+        <w:t xml:space="preserve">        if (</w:t>
+      </w:r>
+      <w:proofErr w:type="spellStart"/>
+      <w:r>
+        <w:t>PinDrawer</w:t>
+      </w:r>
+      <w:proofErr w:type="spellEnd"/>
+      <w:r>
+        <w:t>)</w:t>
+      </w:r>
+    </w:p>
+    <w:p>
+      <w:pPr>
+        <w:spacing w:after="0"/>
+      </w:pPr>
+      <w:r>
+        <w:t xml:space="preserve">        {</w:t>
+      </w:r>
+    </w:p>
+    <w:p>
+      <w:pPr>
+        <w:spacing w:after="0"/>
+      </w:pPr>
+      <w:r>
+        <w:t xml:space="preserve">            // _</w:t>
+      </w:r>
+      <w:proofErr w:type="spellStart"/>
+      <w:r>
+        <w:t>drawerOpen</w:t>
+      </w:r>
+      <w:proofErr w:type="spellEnd"/>
+      <w:r>
+        <w:t xml:space="preserve"> = true;</w:t>
+      </w:r>
+    </w:p>
+    <w:p>
+      <w:pPr>
+        <w:spacing w:after="0"/>
+      </w:pPr>
+      <w:r>
+        <w:t xml:space="preserve">            </w:t>
+      </w:r>
+      <w:proofErr w:type="spellStart"/>
+      <w:r>
+        <w:t>State.ShowAppDrawer</w:t>
+      </w:r>
+      <w:proofErr w:type="spellEnd"/>
+      <w:r>
+        <w:t xml:space="preserve"> = true;</w:t>
+      </w:r>
+    </w:p>
+    <w:p>
+      <w:pPr>
+        <w:spacing w:after="0"/>
+      </w:pPr>
+      <w:r>
+        <w:t xml:space="preserve">            </w:t>
+      </w:r>
+      <w:proofErr w:type="spellStart"/>
+      <w:r>
+        <w:t>Actions.ShowHideDrawer</w:t>
+      </w:r>
+      <w:proofErr w:type="spellEnd"/>
+      <w:r>
+        <w:t xml:space="preserve"> = </w:t>
+      </w:r>
+      <w:proofErr w:type="spellStart"/>
+      <w:r>
+        <w:t>ShowDrawer</w:t>
+      </w:r>
+      <w:proofErr w:type="spellEnd"/>
+      <w:r>
+        <w:t>;</w:t>
+      </w:r>
+    </w:p>
+    <w:p>
+      <w:pPr>
+        <w:spacing w:after="0"/>
+      </w:pPr>
+      <w:r>
+        <w:t xml:space="preserve">        }</w:t>
+      </w:r>
+    </w:p>
+    <w:p>
+      <w:pPr>
+        <w:spacing w:after="0"/>
+      </w:pPr>
+      <w:r>
+        <w:t xml:space="preserve">        else</w:t>
+      </w:r>
+    </w:p>
+    <w:p>
+      <w:pPr>
+        <w:spacing w:after="0"/>
+      </w:pPr>
+      <w:r>
+        <w:t xml:space="preserve">        {</w:t>
+      </w:r>
+    </w:p>
+    <w:p>
+      <w:pPr>
+        <w:spacing w:after="0"/>
+      </w:pPr>
+      <w:r>
+        <w:t xml:space="preserve">            // _</w:t>
+      </w:r>
+      <w:proofErr w:type="spellStart"/>
+      <w:r>
+        <w:t>drawerOpen</w:t>
+      </w:r>
+      <w:proofErr w:type="spellEnd"/>
+      <w:r>
+        <w:t xml:space="preserve"> = false;</w:t>
+      </w:r>
+    </w:p>
+    <w:p>
+      <w:pPr>
+        <w:spacing w:after="0"/>
+      </w:pPr>
+      <w:r>
+        <w:t xml:space="preserve">            </w:t>
+      </w:r>
+      <w:proofErr w:type="spellStart"/>
+      <w:r>
+        <w:t>State.ShowAppDrawer</w:t>
+      </w:r>
+      <w:proofErr w:type="spellEnd"/>
+      <w:r>
+        <w:t xml:space="preserve"> = false;</w:t>
+      </w:r>
+    </w:p>
+    <w:p>
+      <w:pPr>
+        <w:spacing w:after="0"/>
+      </w:pPr>
+      <w:r>
+        <w:t xml:space="preserve">            </w:t>
+      </w:r>
+      <w:proofErr w:type="spellStart"/>
+      <w:r>
+        <w:t>Actions.ShowHideDrawer</w:t>
+      </w:r>
+      <w:proofErr w:type="spellEnd"/>
+      <w:r>
+        <w:t xml:space="preserve"> = </w:t>
+      </w:r>
+      <w:proofErr w:type="spellStart"/>
+      <w:r>
+        <w:t>HideDrawer</w:t>
+      </w:r>
+      <w:proofErr w:type="spellEnd"/>
+      <w:r>
+        <w:t>;</w:t>
+      </w:r>
+    </w:p>
+    <w:p>
+      <w:pPr>
+        <w:spacing w:after="0"/>
+      </w:pPr>
+      <w:r>
+        <w:t xml:space="preserve">        }</w:t>
+      </w:r>
+    </w:p>
+    <w:p>
+      <w:pPr>
+        <w:spacing w:after="0"/>
+      </w:pPr>
+      <w:r>
+        <w:t xml:space="preserve">    }</w:t>
+      </w:r>
+    </w:p>
+    <w:p>
+      <w:pPr>
+        <w:spacing w:after="0"/>
+      </w:pPr>
+    </w:p>
+    <w:p>
+      <w:pPr>
+        <w:spacing w:after="0"/>
+      </w:pPr>
+      <w:r>
+        <w:t xml:space="preserve">    private void </w:t>
+      </w:r>
+      <w:proofErr w:type="spellStart"/>
+      <w:proofErr w:type="gramStart"/>
+      <w:r>
+        <w:t>SignOut</w:t>
+      </w:r>
+      <w:proofErr w:type="spellEnd"/>
+      <w:r>
+        <w:t>(</w:t>
+      </w:r>
+      <w:proofErr w:type="gramEnd"/>
+      <w:r>
+        <w:t>)</w:t>
+      </w:r>
+    </w:p>
+    <w:p>
+      <w:pPr>
+        <w:spacing w:after="0"/>
+      </w:pPr>
+      <w:r>
+        <w:t xml:space="preserve">    {</w:t>
+      </w:r>
+    </w:p>
+    <w:p>
+      <w:pPr>
+        <w:spacing w:after="0"/>
+      </w:pPr>
+      <w:r>
+        <w:t xml:space="preserve">        // Set authentication state</w:t>
+      </w:r>
+    </w:p>
+    <w:p>
+      <w:pPr>
+        <w:spacing w:after="0"/>
+      </w:pPr>
+      <w:r>
+        <w:t xml:space="preserve">        </w:t>
+      </w:r>
+      <w:proofErr w:type="spellStart"/>
+      <w:r>
+        <w:t>State.IsAuthenticated</w:t>
+      </w:r>
+      <w:proofErr w:type="spellEnd"/>
+      <w:r>
+        <w:t xml:space="preserve"> = false;</w:t>
+      </w:r>
+    </w:p>
+    <w:p>
+      <w:pPr>
+        <w:spacing w:after="0"/>
+      </w:pPr>
+    </w:p>
+    <w:p>
+      <w:pPr>
+        <w:spacing w:after="0"/>
+      </w:pPr>
+      <w:r>
+        <w:t xml:space="preserve">        </w:t>
+      </w:r>
+      <w:proofErr w:type="spellStart"/>
+      <w:r>
+        <w:t>Nav.NavigateTo</w:t>
+      </w:r>
+      <w:proofErr w:type="spellEnd"/>
+      <w:r>
+        <w:t>("/login", true);</w:t>
+      </w:r>
+    </w:p>
+    <w:p>
+      <w:pPr>
+        <w:spacing w:after="0"/>
+      </w:pPr>
+      <w:r>
+        <w:t xml:space="preserve">    }</w:t>
+      </w:r>
+    </w:p>
+    <w:p>
+      <w:pPr>
+        <w:spacing w:after="0"/>
+      </w:pPr>
+      <w:r>
+        <w:t xml:space="preserve">    #endregion</w:t>
+      </w:r>
+    </w:p>
+    <w:p>
+      <w:pPr>
+        <w:spacing w:after="0"/>
+      </w:pPr>
+      <w:r>
+        <w:t>}</w:t>
+      </w:r>
+    </w:p>
+    <w:p>
+      <w:pPr>
+        <w:spacing w:after="0"/>
+      </w:pPr>
+    </w:p>
+    <w:p>
+      <w:pPr>
+        <w:spacing w:after="0"/>
+      </w:pPr>
+      <w:r>
+        <w:t>Errors:</w:t>
+      </w:r>
+    </w:p>
+    <w:p>
+      <w:pPr>
+        <w:spacing w:after="0"/>
+      </w:pPr>
+    </w:p>
+    <w:p>
+      <w:pPr>
+        <w:spacing w:after="0"/>
+      </w:pPr>
+      <w:r>
+        <w:t xml:space="preserve">The below line of code </w:t>
+      </w:r>
+      <w:proofErr w:type="gramStart"/>
+      <w:r>
+        <w:t>produce</w:t>
+      </w:r>
+      <w:proofErr w:type="gramEnd"/>
+      <w:r>
+        <w:t xml:space="preserve"> the following error:</w:t>
+      </w:r>
+    </w:p>
+    <w:p>
+      <w:pPr>
+        <w:spacing w:after="0"/>
+      </w:pPr>
+      <w:r>
+        <w:t>Cannot implicitly convert type ‘void’ to ‘</w:t>
+      </w:r>
+      <w:proofErr w:type="spellStart"/>
+      <w:r>
+        <w:t>System.Guid</w:t>
+      </w:r>
+      <w:proofErr w:type="spellEnd"/>
+      <w:r>
+        <w:t>’</w:t>
+      </w:r>
+    </w:p>
+    <w:p>
+      <w:pPr>
+        <w:spacing w:after="0"/>
+      </w:pPr>
+    </w:p>
+    <w:p>
+      <w:pPr>
+        <w:spacing w:after="0"/>
+      </w:pPr>
+      <w:r>
+        <w:t>Refactor the code to fix this error.</w:t>
+      </w:r>
+    </w:p>
+    <w:p>
+      <w:pPr>
+        <w:spacing w:after="0"/>
+      </w:pPr>
+    </w:p>
+    <w:p>
+      <w:pPr>
+        <w:spacing w:after="0"/>
+      </w:pPr>
+      <w:r>
+        <w:t xml:space="preserve">protected override async Task </w:t>
+      </w:r>
+      <w:proofErr w:type="spellStart"/>
+      <w:proofErr w:type="gramStart"/>
+      <w:r>
+        <w:t>OnInitializedAsync</w:t>
+      </w:r>
+      <w:proofErr w:type="spellEnd"/>
+      <w:r>
+        <w:t>(</w:t>
+      </w:r>
+      <w:proofErr w:type="gramEnd"/>
+      <w:r>
+        <w:t>)</w:t>
+      </w:r>
+    </w:p>
+    <w:p>
+      <w:pPr>
+        <w:spacing w:after="0"/>
+      </w:pPr>
+      <w:r>
+        <w:t xml:space="preserve"> {</w:t>
+      </w:r>
+    </w:p>
+    <w:p>
+      <w:pPr>
+        <w:spacing w:after="0"/>
+      </w:pPr>
+      <w:r>
+        <w:t xml:space="preserve">     _</w:t>
+      </w:r>
+      <w:proofErr w:type="spellStart"/>
+      <w:r>
+        <w:t>subscriptionId</w:t>
+      </w:r>
+      <w:proofErr w:type="spellEnd"/>
+      <w:r>
+        <w:t xml:space="preserve"> = await </w:t>
+      </w:r>
+      <w:proofErr w:type="spellStart"/>
+      <w:r>
+        <w:t>BrowserViewportService.SubscribeAsync</w:t>
+      </w:r>
+      <w:proofErr w:type="spellEnd"/>
+      <w:r>
+        <w:t>(this);</w:t>
+      </w:r>
+    </w:p>
+    <w:p>
+      <w:pPr>
+        <w:spacing w:after="0"/>
+      </w:pPr>
+      <w:r>
+        <w:t xml:space="preserve"> }</w:t>
       </w:r>
     </w:p>
     <w:sectPr>
@@ -4873,6 +10752,127 @@
     </w:sectPr>
   </w:body>
 </w:document>
+</file>
+
+<file path=word/numbering.xml><?xml version="1.0" encoding="utf-8"?>
+<w:numbering xmlns:wpc="http://schemas.microsoft.com/office/word/2010/wordprocessingCanvas" xmlns:cx="http://schemas.microsoft.com/office/drawing/2014/chartex" xmlns:cx1="http://schemas.microsoft.com/office/drawing/2015/9/8/chartex" xmlns:cx2="http://schemas.microsoft.com/office/drawing/2015/10/21/chartex" xmlns:cx3="http://schemas.microsoft.com/office/drawing/2016/5/9/chartex" xmlns:cx4="http://schemas.microsoft.com/office/drawing/2016/5/10/chartex" xmlns:cx5="http://schemas.microsoft.com/office/drawing/2016/5/11/chartex" xmlns:cx6="http://schemas.microsoft.com/office/drawing/2016/5/12/chartex" xmlns:cx7="http://schemas.microsoft.com/office/drawing/2016/5/13/chartex" xmlns:cx8="http://schemas.microsoft.com/office/drawing/2016/5/14/chartex" xmlns:mc="http://schemas.openxmlformats.org/markup-compatibility/2006" xmlns:aink="http://schemas.microsoft.com/office/drawing/2016/ink" xmlns:am3d="http://schemas.microsoft.com/office/drawing/2017/model3d" xmlns:o="urn:schemas-microsoft-com:office:office" xmlns:oel="http://schemas.microsoft.com/office/2019/extlst" xmlns:r="http://schemas.openxmlformats.org/officeDocument/2006/relationships" xmlns:m="http://schemas.openxmlformats.org/officeDocument/2006/math" xmlns:v="urn:schemas-microsoft-com:vml" xmlns:wp14="http://schemas.microsoft.com/office/word/2010/wordprocessingDrawing" xmlns:wp="http://schemas.openxmlformats.org/drawingml/2006/wordprocessingDrawing" xmlns:w10="urn:schemas-microsoft-com:office:word" xmlns:w="http://schemas.openxmlformats.org/wordprocessingml/2006/main" xmlns:w14="http://schemas.microsoft.com/office/word/2010/wordml" xmlns:w15="http://schemas.microsoft.com/office/word/2012/wordml" xmlns:w16cex="http://schemas.microsoft.com/office/word/2018/wordml/cex" xmlns:w16cid="http://schemas.microsoft.com/office/word/2016/wordml/cid" xmlns:w16="http://schemas.microsoft.com/office/word/2018/wordml" xmlns:w16du="http://schemas.microsoft.com/office/word/2023/wordml/word16du" xmlns:w16sdtdh="http://schemas.microsoft.com/office/word/2020/wordml/sdtdatahash" xmlns:w16sdtfl="http://schemas.microsoft.com/office/word/2024/wordml/sdtformatlock" xmlns:w16se="http://schemas.microsoft.com/office/word/2015/wordml/symex" xmlns:wpg="http://schemas.microsoft.com/office/word/2010/wordprocessingGroup" xmlns:wpi="http://schemas.microsoft.com/office/word/2010/wordprocessingInk" xmlns:wne="http://schemas.microsoft.com/office/word/2006/wordml" xmlns:wps="http://schemas.microsoft.com/office/word/2010/wordprocessingShape" mc:Ignorable="w14 w15 w16se w16cid w16 w16cex w16sdtdh w16sdtfl w16du wp14">
+  <w:abstractNum w:abstractNumId="0" w15:restartNumberingAfterBreak="0">
+    <w:nsid w:val="0F2529BF"/>
+    <w:multiLevelType w:val="hybridMultilevel"/>
+    <w:tmpl w:val="89DE743E"/>
+    <w:lvl w:ilvl="0" w:tplc="08090001">
+      <w:start w:val="1"/>
+      <w:numFmt w:val="bullet"/>
+      <w:lvlText w:val=""/>
+      <w:lvlJc w:val="left"/>
+      <w:pPr>
+        <w:ind w:left="720" w:hanging="360"/>
+      </w:pPr>
+      <w:rPr>
+        <w:rFonts w:ascii="Symbol" w:hAnsi="Symbol" w:hint="default"/>
+      </w:rPr>
+    </w:lvl>
+    <w:lvl w:ilvl="1" w:tplc="08090003" w:tentative="1">
+      <w:start w:val="1"/>
+      <w:numFmt w:val="bullet"/>
+      <w:lvlText w:val="o"/>
+      <w:lvlJc w:val="left"/>
+      <w:pPr>
+        <w:ind w:left="1440" w:hanging="360"/>
+      </w:pPr>
+      <w:rPr>
+        <w:rFonts w:ascii="Courier New" w:hAnsi="Courier New" w:cs="Courier New" w:hint="default"/>
+      </w:rPr>
+    </w:lvl>
+    <w:lvl w:ilvl="2" w:tplc="08090005" w:tentative="1">
+      <w:start w:val="1"/>
+      <w:numFmt w:val="bullet"/>
+      <w:lvlText w:val=""/>
+      <w:lvlJc w:val="left"/>
+      <w:pPr>
+        <w:ind w:left="2160" w:hanging="360"/>
+      </w:pPr>
+      <w:rPr>
+        <w:rFonts w:ascii="Wingdings" w:hAnsi="Wingdings" w:hint="default"/>
+      </w:rPr>
+    </w:lvl>
+    <w:lvl w:ilvl="3" w:tplc="08090001" w:tentative="1">
+      <w:start w:val="1"/>
+      <w:numFmt w:val="bullet"/>
+      <w:lvlText w:val=""/>
+      <w:lvlJc w:val="left"/>
+      <w:pPr>
+        <w:ind w:left="2880" w:hanging="360"/>
+      </w:pPr>
+      <w:rPr>
+        <w:rFonts w:ascii="Symbol" w:hAnsi="Symbol" w:hint="default"/>
+      </w:rPr>
+    </w:lvl>
+    <w:lvl w:ilvl="4" w:tplc="08090003" w:tentative="1">
+      <w:start w:val="1"/>
+      <w:numFmt w:val="bullet"/>
+      <w:lvlText w:val="o"/>
+      <w:lvlJc w:val="left"/>
+      <w:pPr>
+        <w:ind w:left="3600" w:hanging="360"/>
+      </w:pPr>
+      <w:rPr>
+        <w:rFonts w:ascii="Courier New" w:hAnsi="Courier New" w:cs="Courier New" w:hint="default"/>
+      </w:rPr>
+    </w:lvl>
+    <w:lvl w:ilvl="5" w:tplc="08090005" w:tentative="1">
+      <w:start w:val="1"/>
+      <w:numFmt w:val="bullet"/>
+      <w:lvlText w:val=""/>
+      <w:lvlJc w:val="left"/>
+      <w:pPr>
+        <w:ind w:left="4320" w:hanging="360"/>
+      </w:pPr>
+      <w:rPr>
+        <w:rFonts w:ascii="Wingdings" w:hAnsi="Wingdings" w:hint="default"/>
+      </w:rPr>
+    </w:lvl>
+    <w:lvl w:ilvl="6" w:tplc="08090001" w:tentative="1">
+      <w:start w:val="1"/>
+      <w:numFmt w:val="bullet"/>
+      <w:lvlText w:val=""/>
+      <w:lvlJc w:val="left"/>
+      <w:pPr>
+        <w:ind w:left="5040" w:hanging="360"/>
+      </w:pPr>
+      <w:rPr>
+        <w:rFonts w:ascii="Symbol" w:hAnsi="Symbol" w:hint="default"/>
+      </w:rPr>
+    </w:lvl>
+    <w:lvl w:ilvl="7" w:tplc="08090003" w:tentative="1">
+      <w:start w:val="1"/>
+      <w:numFmt w:val="bullet"/>
+      <w:lvlText w:val="o"/>
+      <w:lvlJc w:val="left"/>
+      <w:pPr>
+        <w:ind w:left="5760" w:hanging="360"/>
+      </w:pPr>
+      <w:rPr>
+        <w:rFonts w:ascii="Courier New" w:hAnsi="Courier New" w:cs="Courier New" w:hint="default"/>
+      </w:rPr>
+    </w:lvl>
+    <w:lvl w:ilvl="8" w:tplc="08090005" w:tentative="1">
+      <w:start w:val="1"/>
+      <w:numFmt w:val="bullet"/>
+      <w:lvlText w:val=""/>
+      <w:lvlJc w:val="left"/>
+      <w:pPr>
+        <w:ind w:left="6480" w:hanging="360"/>
+      </w:pPr>
+      <w:rPr>
+        <w:rFonts w:ascii="Wingdings" w:hAnsi="Wingdings" w:hint="default"/>
+      </w:rPr>
+    </w:lvl>
+  </w:abstractNum>
+  <w:num w:numId="1" w16cid:durableId="1196237692">
+    <w:abstractNumId w:val="0"/>
+  </w:num>
+</w:numbering>
 </file>
 
 <file path=word/styles.xml><?xml version="1.0" encoding="utf-8"?>
